--- a/vertrag/01_Rahmen-Dienstleistungsvertrag.docx
+++ b/vertrag/01_Rahmen-Dienstleistungsvertrag.docx
@@ -44,7 +44,7 @@
           <w:sz w:val="18"/>
           <w:szCs w:val="18"/>
         </w:rPr>
-        <w:t xml:space="preserve">Stand: September 2026</w:t>
+        <w:t xml:space="preserve">Stand: Oktober 2026</w:t>
       </w:r>
     </w:p>
     <w:p>
@@ -2039,7 +2039,7 @@
           <w:sz w:val="21"/>
           <w:szCs w:val="21"/>
         </w:rPr>
-        <w:t xml:space="preserve">. NexAI unterliegt der Regelbesteuerung; bis zur Erteilung einer USt-IdNr. wird die Steuernummer auf der Rechnung ausgewiesen.</w:t>
+        <w:t xml:space="preserve">. NexAI unterliegt der Regelbesteuerung; die Umsatzsteuer-Identifikationsnummer von NexAI lautet DE463741277.</w:t>
       </w:r>
     </w:p>
     <w:p>
@@ -2068,33 +2068,33 @@
           <w:sz w:val="21"/>
           <w:szCs w:val="21"/>
         </w:rPr>
-        <w:t xml:space="preserve">Es wird </w:t>
-      </w:r>
-      <w:r>
-        <w:rPr>
-          <w:rFonts w:ascii="Arial" w:cs="Arial" w:eastAsia="Arial" w:hAnsi="Arial"/>
-          <w:b/>
-          <w:bCs/>
-          <w:i w:val="false"/>
-          <w:iCs w:val="false"/>
-          <w:color w:val="1A1A1A"/>
-          <w:sz w:val="21"/>
-          <w:szCs w:val="21"/>
-        </w:rPr>
-        <w:t xml:space="preserve">keine Einrichtungs-/Setup-Gebühr</w:t>
-      </w:r>
-      <w:r>
-        <w:rPr>
-          <w:rFonts w:ascii="Arial" w:cs="Arial" w:eastAsia="Arial" w:hAnsi="Arial"/>
-          <w:b w:val="false"/>
-          <w:bCs w:val="false"/>
-          <w:i w:val="false"/>
-          <w:iCs w:val="false"/>
-          <w:color w:val="1A1A1A"/>
-          <w:sz w:val="21"/>
-          <w:szCs w:val="21"/>
-        </w:rPr>
-        <w:t xml:space="preserve"> erhoben. Geschuldet ist ausschließlich ein </w:t>
+        <w:t xml:space="preserve">Eine </w:t>
+      </w:r>
+      <w:r>
+        <w:rPr>
+          <w:rFonts w:ascii="Arial" w:cs="Arial" w:eastAsia="Arial" w:hAnsi="Arial"/>
+          <w:b/>
+          <w:bCs/>
+          <w:i w:val="false"/>
+          <w:iCs w:val="false"/>
+          <w:color w:val="1A1A1A"/>
+          <w:sz w:val="21"/>
+          <w:szCs w:val="21"/>
+        </w:rPr>
+        <w:t xml:space="preserve">einmalige Einrichtungsgebühr</w:t>
+      </w:r>
+      <w:r>
+        <w:rPr>
+          <w:rFonts w:ascii="Arial" w:cs="Arial" w:eastAsia="Arial" w:hAnsi="Arial"/>
+          <w:b w:val="false"/>
+          <w:bCs w:val="false"/>
+          <w:i w:val="false"/>
+          <w:iCs w:val="false"/>
+          <w:color w:val="1A1A1A"/>
+          <w:sz w:val="21"/>
+          <w:szCs w:val="21"/>
+        </w:rPr>
+        <w:t xml:space="preserve"> fällt nur an, wenn und soweit sie im Auftragsformular vereinbart ist; sie ist mangels abweichender Vereinbarung mit der Abnahme der Einrichtung fällig. Im Übrigen ist ein </w:t>
       </w:r>
       <w:r>
         <w:rPr>
@@ -2120,7 +2120,7 @@
           <w:sz w:val="21"/>
           <w:szCs w:val="21"/>
         </w:rPr>
-        <w:t xml:space="preserve"> gemäß Auftragsformular.</w:t>
+        <w:t xml:space="preserve"> gemäß Auftragsformular geschuldet.</w:t>
       </w:r>
     </w:p>
     <w:p>
@@ -2464,6 +2464,35 @@
           <w:szCs w:val="21"/>
         </w:rPr>
         <w:t xml:space="preserve">(8)	</w:t>
+      </w:r>
+      <w:r>
+        <w:rPr>
+          <w:rFonts w:ascii="Arial" w:cs="Arial" w:eastAsia="Arial" w:hAnsi="Arial"/>
+          <w:b w:val="false"/>
+          <w:bCs w:val="false"/>
+          <w:i w:val="false"/>
+          <w:iCs w:val="false"/>
+          <w:color w:val="1A1A1A"/>
+          <w:sz w:val="21"/>
+          <w:szCs w:val="21"/>
+        </w:rPr>
+        <w:t xml:space="preserve">Rechnungen, Stornorechnungen, Zahlungserinnerungen und Mahnungen übermittelt NexAI elektronisch an die vom Kunden im Auftragsformular benannte Rechnungs-E-Mail-Adresse. Soweit NexAI gesetzlich verpflichtet ist, eine elektronische Rechnung im Sinne des § 14 Absatz 1 Satz 3 UStG auszustellen, erhält der Kunde die Rechnung in einem diesen Anforderungen entsprechenden strukturierten Format (z. B. ZUGFeRD oder XRechnung). Im Übrigen, insbesondere soweit eine Übergangsregelung eine andere Form zulässt, stimmt der Kunde der Übermittlung von Rechnungen als PDF-Datei per E-Mail zu (§ 14 Absatz 1 Satz 5 UStG). Der Kunde teilt Änderungen seiner Rechnungsanschrift und seiner Rechnungs-E-Mail-Adresse unverzüglich in Textform mit.</w:t>
+      </w:r>
+    </w:p>
+    <w:p>
+      <w:pPr>
+        <w:spacing w:after="80" w:line="276"/>
+        <w:ind w:left="360" w:hanging="360"/>
+        <w:jc w:val="both"/>
+      </w:pPr>
+      <w:r>
+        <w:rPr>
+          <w:rFonts w:ascii="Arial" w:cs="Arial" w:eastAsia="Arial" w:hAnsi="Arial"/>
+          <w:color w:val="1A1A1A"/>
+          <w:sz w:val="21"/>
+          <w:szCs w:val="21"/>
+        </w:rPr>
+        <w:t xml:space="preserve">(9)	</w:t>
       </w:r>
       <w:r>
         <w:rPr>

--- a/vertrag/01_Rahmen-Dienstleistungsvertrag.docx
+++ b/vertrag/01_Rahmen-Dienstleistungsvertrag.docx
@@ -529,7 +529,7 @@
           <w:sz w:val="18"/>
           <w:szCs w:val="18"/>
         </w:rPr>
-        <w:t xml:space="preserve">Dieser Rahmenvertrag regelt die allgemeinen Bedingungen der Zusammenarbeit. Die konkreten Leistungen, Beiträge und Parameter werden im jeweiligen Auftragsformular / Leistungsschein und den Anlagen A–D festgelegt.</w:t>
+        <w:t xml:space="preserve">Dieser Rahmenvertrag regelt die allgemeinen Bedingungen der Zusammenarbeit. Die konkreten Leistungen, Beiträge und Parameter werden im jeweiligen Auftragsformular / Leistungsschein und den Anlagen A–E festgelegt.</w:t>
       </w:r>
     </w:p>
     <w:p>
@@ -623,7 +623,7 @@
           <w:sz w:val="21"/>
           <w:szCs w:val="21"/>
         </w:rPr>
-        <w:t xml:space="preserve">) sowie (b) die Bereitstellung, Einrichtung und der Betrieb von Softwareanwendungen (NexAI CRM, NexAI Kalender, individuelle Anwendungen einschließlich installierbarer Web-Apps — nachfolgend </w:t>
+        <w:t xml:space="preserve">) sowie (b) die Bereitstellung, Einrichtung und der Betrieb von Softwareanwendungen (NexAI CRM, NexAI Kalender, NexAI Mailagent, individuelle Anwendungen einschließlich installierbarer Web-Apps — nachfolgend </w:t>
       </w:r>
       <w:r>
         <w:rPr>
@@ -649,7 +649,33 @@
           <w:sz w:val="21"/>
           <w:szCs w:val="21"/>
         </w:rPr>
-        <w:t xml:space="preserve">). Personen, die mit den Agenten oder Anwendungen interagieren (z. B. Anrufer, Chat-Kontakte, buchende Personen, Nutzer eines Kundenportals), sind nachfolgend </w:t>
+        <w:t xml:space="preserve">). Anwendungen betreibt entweder NexAI für den Kunden (Betrieb durch NexAI), oder NexAI überlässt sie dem Kunden als Kauflizenz zum Betrieb auf dessen eigener Infrastruktur; für Kauflizenzen und für individuell entwickelte Anwendungen zum Festpreis gilt ergänzend </w:t>
+      </w:r>
+      <w:r>
+        <w:rPr>
+          <w:rFonts w:ascii="Arial" w:cs="Arial" w:eastAsia="Arial" w:hAnsi="Arial"/>
+          <w:b/>
+          <w:bCs/>
+          <w:i w:val="false"/>
+          <w:iCs w:val="false"/>
+          <w:color w:val="1A1A1A"/>
+          <w:sz w:val="21"/>
+          <w:szCs w:val="21"/>
+        </w:rPr>
+        <w:t xml:space="preserve">Anlage E (Kauflizenz und Projektanwendungen)</w:t>
+      </w:r>
+      <w:r>
+        <w:rPr>
+          <w:rFonts w:ascii="Arial" w:cs="Arial" w:eastAsia="Arial" w:hAnsi="Arial"/>
+          <w:b w:val="false"/>
+          <w:bCs w:val="false"/>
+          <w:i w:val="false"/>
+          <w:iCs w:val="false"/>
+          <w:color w:val="1A1A1A"/>
+          <w:sz w:val="21"/>
+          <w:szCs w:val="21"/>
+        </w:rPr>
+        <w:t xml:space="preserve">. Personen, die mit den Agenten oder Anwendungen interagieren (z. B. Anrufer, Chat-Kontakte, buchende Personen, Absender und Empfänger von Nachrichten, Nutzer eines Kundenportals), sind nachfolgend </w:t>
       </w:r>
       <w:r>
         <w:rPr>
@@ -675,7 +701,7 @@
           <w:sz w:val="21"/>
           <w:szCs w:val="21"/>
         </w:rPr>
-        <w:t xml:space="preserve">.</w:t>
+        <w:t xml:space="preserve">. Für Anwendungen mit KI-Funktionen, insbesondere den NexAI Mailagent, gelten §§ 4 und 6 entsprechend.</w:t>
       </w:r>
     </w:p>
     <w:p>
@@ -785,7 +811,7 @@
           <w:sz w:val="21"/>
           <w:szCs w:val="21"/>
         </w:rPr>
-        <w:t xml:space="preserve">) sind, soweit im Auftragsformular in Bezug genommen: dieses Auftragsformular / der Leistungsschein, dieser Rahmenvertrag, Anlage A (Leistungsbeschreibung), Anlage B (Auftragsverarbeitungsvertrag – AVV), Anlage C (Service Level Agreement – SLA), Anlage D (Abnahmeprotokoll), das SEPA-Firmenlastschriftmandat sowie die Allgemeinen Geschäftsbedingungen (AGB, B2B).</w:t>
+        <w:t xml:space="preserve">) sind, soweit im Auftragsformular in Bezug genommen: dieses Auftragsformular / der Leistungsschein, dieser Rahmenvertrag, Anlage A (Leistungsbeschreibung), Anlage B (Auftragsverarbeitungsvertrag – AVV), Anlage C (Service Level Agreement – SLA), Anlage D (Abnahmeprotokoll), Anlage E (Kauflizenz und Projektanwendungen), das SEPA-Firmenlastschriftmandat sowie die Allgemeinen Geschäftsbedingungen (AGB, B2B).</w:t>
       </w:r>
     </w:p>
     <w:p>
@@ -840,7 +866,7 @@
           <w:sz w:val="21"/>
           <w:szCs w:val="21"/>
         </w:rPr>
-        <w:t xml:space="preserve"> (der jeweils vorrangige geht dem nachrangigen vor): (a) Auftragsformular / Leistungsschein, (b) dieser Rahmenvertrag, (c) Anlage C (SLA), (d) Anlage A (Leistungsbeschreibung), (e) Anlage D (Abnahmeprotokoll), (f) AGB (B2B).</w:t>
+        <w:t xml:space="preserve"> (der jeweils vorrangige geht dem nachrangigen vor): (a) Auftragsformular / Leistungsschein, (b) dieser Rahmenvertrag, (c) Anlage E (Kauflizenz und Projektanwendungen), (d) Anlage C (SLA), (e) Anlage A (Leistungsbeschreibung), (f) Anlage D (Abnahmeprotokoll), (g) AGB (B2B). Soweit dieser Rahmenvertrag ausdrücklich auf eine abweichende Regelung in einer Anlage verweist, gilt die Anlage.</w:t>
       </w:r>
     </w:p>
     <w:p>
@@ -1013,7 +1039,7 @@
           <w:sz w:val="21"/>
           <w:szCs w:val="21"/>
         </w:rPr>
-        <w:t xml:space="preserve">Erklärungen, Freigaben und Weisungen des Kunden im laufenden Betrieb (insbesondere nach § 6 und § 7) können in Textform, per E-Mail oder über ein von NexAI bereitgestelltes Ticket-/Freigabesystem erfolgen.</w:t>
+        <w:t xml:space="preserve">Erklärungen, Freigaben und Weisungen des Kunden im laufenden Betrieb (insbesondere nach § 5, § 6 Abs. (2) und § 7 Abs. (4)) können in Textform, per E-Mail oder über ein von NexAI bereitgestelltes Ticket-/Freigabesystem oder über die Einstellungen einer Anwendung erfolgen, soweit die Anwendung dies vorsieht.</w:t>
       </w:r>
     </w:p>
     <w:p>
@@ -1177,7 +1203,7 @@
           <w:sz w:val="21"/>
           <w:szCs w:val="21"/>
         </w:rPr>
-        <w:t xml:space="preserve">Projektleistungen werden nach Fertigstellung gemäß dem Verfahren der </w:t>
+        <w:t xml:space="preserve">Projektleistungen werden nach Fertigstellung nach </w:t>
       </w:r>
       <w:r>
         <w:rPr>
@@ -1203,7 +1229,33 @@
           <w:sz w:val="21"/>
           <w:szCs w:val="21"/>
         </w:rPr>
-        <w:t xml:space="preserve"> abgenommen. Nimmt der Kunde die im Wesentlichen vertragsgemäße Leistung nicht innerhalb der in Anlage D genannten Frist ab oder nutzt er sie produktiv, gilt die Abnahme als erfolgt; § 640 Abs. 2 BGB bleibt unberührt.</w:t>
+        <w:t xml:space="preserve"> abgenommen. Zeigt NexAI die Fertigstellung in Textform an und verweigert der Kunde die Abnahme nicht binnen </w:t>
+      </w:r>
+      <w:r>
+        <w:rPr>
+          <w:rFonts w:ascii="Arial" w:cs="Arial" w:eastAsia="Arial" w:hAnsi="Arial"/>
+          <w:b/>
+          <w:bCs/>
+          <w:i w:val="false"/>
+          <w:iCs w:val="false"/>
+          <w:color w:val="1A1A1A"/>
+          <w:sz w:val="21"/>
+          <w:szCs w:val="21"/>
+        </w:rPr>
+        <w:t xml:space="preserve">zehn (10) Werktagen</w:t>
+      </w:r>
+      <w:r>
+        <w:rPr>
+          <w:rFonts w:ascii="Arial" w:cs="Arial" w:eastAsia="Arial" w:hAnsi="Arial"/>
+          <w:b w:val="false"/>
+          <w:bCs w:val="false"/>
+          <w:i w:val="false"/>
+          <w:iCs w:val="false"/>
+          <w:color w:val="1A1A1A"/>
+          <w:sz w:val="21"/>
+          <w:szCs w:val="21"/>
+        </w:rPr>
+        <w:t xml:space="preserve"> unter Angabe mindestens eines Mangels, gilt die Leistung als abgenommen. Gleiches gilt, wenn der Kunde die Leistung nach der Fertigstellungsanzeige zehn (10) Werktage produktiv nutzt, ohne einen wesentlichen Mangel zu rügen. NexAI weist in der Fertigstellungsanzeige auf diese Folgen hin.</w:t>
       </w:r>
     </w:p>
     <w:p>
@@ -1232,33 +1284,59 @@
           <w:sz w:val="21"/>
           <w:szCs w:val="21"/>
         </w:rPr>
-        <w:t xml:space="preserve">Für Projektleistungen beträgt die </w:t>
-      </w:r>
-      <w:r>
-        <w:rPr>
-          <w:rFonts w:ascii="Arial" w:cs="Arial" w:eastAsia="Arial" w:hAnsi="Arial"/>
-          <w:b/>
-          <w:bCs/>
-          <w:i w:val="false"/>
-          <w:iCs w:val="false"/>
-          <w:color w:val="1A1A1A"/>
-          <w:sz w:val="21"/>
-          <w:szCs w:val="21"/>
-        </w:rPr>
-        <w:t xml:space="preserve">Gewährleistungsfrist ein (1) Jahr ab Abnahme</w:t>
-      </w:r>
-      <w:r>
-        <w:rPr>
-          <w:rFonts w:ascii="Arial" w:cs="Arial" w:eastAsia="Arial" w:hAnsi="Arial"/>
-          <w:b w:val="false"/>
-          <w:bCs w:val="false"/>
-          <w:i w:val="false"/>
-          <w:iCs w:val="false"/>
-          <w:color w:val="1A1A1A"/>
-          <w:sz w:val="21"/>
-          <w:szCs w:val="21"/>
-        </w:rPr>
-        <w:t xml:space="preserve">. Dies gilt nicht für Schäden aus der Verletzung des Lebens, des Körpers oder der Gesundheit, für Vorsatz und grobe Fahrlässigkeit, für arglistig verschwiegene Mängel sowie für Ansprüche nach dem Produkthaftungsgesetz; insoweit gelten die gesetzlichen Fristen.</w:t>
+        <w:t xml:space="preserve">Die </w:t>
+      </w:r>
+      <w:r>
+        <w:rPr>
+          <w:rFonts w:ascii="Arial" w:cs="Arial" w:eastAsia="Arial" w:hAnsi="Arial"/>
+          <w:b/>
+          <w:bCs/>
+          <w:i w:val="false"/>
+          <w:iCs w:val="false"/>
+          <w:color w:val="1A1A1A"/>
+          <w:sz w:val="21"/>
+          <w:szCs w:val="21"/>
+        </w:rPr>
+        <w:t xml:space="preserve">Verjährungsfrist für Mängelansprüche</w:t>
+      </w:r>
+      <w:r>
+        <w:rPr>
+          <w:rFonts w:ascii="Arial" w:cs="Arial" w:eastAsia="Arial" w:hAnsi="Arial"/>
+          <w:b w:val="false"/>
+          <w:bCs w:val="false"/>
+          <w:i w:val="false"/>
+          <w:iCs w:val="false"/>
+          <w:color w:val="1A1A1A"/>
+          <w:sz w:val="21"/>
+          <w:szCs w:val="21"/>
+        </w:rPr>
+        <w:t xml:space="preserve"> aus Projektleistungen beträgt </w:t>
+      </w:r>
+      <w:r>
+        <w:rPr>
+          <w:rFonts w:ascii="Arial" w:cs="Arial" w:eastAsia="Arial" w:hAnsi="Arial"/>
+          <w:b/>
+          <w:bCs/>
+          <w:i w:val="false"/>
+          <w:iCs w:val="false"/>
+          <w:color w:val="1A1A1A"/>
+          <w:sz w:val="21"/>
+          <w:szCs w:val="21"/>
+        </w:rPr>
+        <w:t xml:space="preserve">ein (1) Jahr ab dem gesetzlichen Verjährungsbeginn</w:t>
+      </w:r>
+      <w:r>
+        <w:rPr>
+          <w:rFonts w:ascii="Arial" w:cs="Arial" w:eastAsia="Arial" w:hAnsi="Arial"/>
+          <w:b w:val="false"/>
+          <w:bCs w:val="false"/>
+          <w:i w:val="false"/>
+          <w:iCs w:val="false"/>
+          <w:color w:val="1A1A1A"/>
+          <w:sz w:val="21"/>
+          <w:szCs w:val="21"/>
+        </w:rPr>
+        <w:t xml:space="preserve">. Dies gilt nicht bei Verletzung des Lebens, des Körpers oder der Gesundheit, bei Vorsatz oder grober Fahrlässigkeit, bei arglistig verschwiegenen Mängeln, bei Übernahme einer Garantie und für Ansprüche nach dem Produkthaftungsgesetz; insoweit gelten die gesetzlichen Fristen.</w:t>
       </w:r>
     </w:p>
     <w:p>
@@ -1278,7 +1356,7 @@
           <w:sz w:val="21"/>
           <w:szCs w:val="21"/>
         </w:rPr>
-        <w:t xml:space="preserve">(2) Betriebsleistungen (Dienstvertrag)</w:t>
+        <w:t xml:space="preserve">(2) Betriebsleistungen</w:t>
       </w:r>
     </w:p>
     <w:p>
@@ -1307,7 +1385,7 @@
           <w:sz w:val="21"/>
           <w:szCs w:val="21"/>
         </w:rPr>
-        <w:t xml:space="preserve">Der laufende Betrieb, die Wartung, das Hosting und der Support der Agenten (nachfolgend </w:t>
+        <w:t xml:space="preserve">Der laufende Betrieb, die Wartung, das Hosting und der Support der Agenten und der von NexAI betriebenen Anwendungen (nachfolgend </w:t>
       </w:r>
       <w:r>
         <w:rPr>
@@ -1333,33 +1411,33 @@
           <w:sz w:val="21"/>
           <w:szCs w:val="21"/>
         </w:rPr>
-        <w:t xml:space="preserve">) richten sich nach Dienstvertragsrecht (§ 611 BGB). Geschuldet ist das fachgerechte Tätigwerden nach den anerkannten Regeln der Technik, </w:t>
-      </w:r>
-      <w:r>
-        <w:rPr>
-          <w:rFonts w:ascii="Arial" w:cs="Arial" w:eastAsia="Arial" w:hAnsi="Arial"/>
-          <w:b/>
-          <w:bCs/>
-          <w:i w:val="false"/>
-          <w:iCs w:val="false"/>
-          <w:color w:val="1A1A1A"/>
-          <w:sz w:val="21"/>
-          <w:szCs w:val="21"/>
-        </w:rPr>
-        <w:t xml:space="preserve">nicht ein bestimmter Erfolg</w:t>
-      </w:r>
-      <w:r>
-        <w:rPr>
-          <w:rFonts w:ascii="Arial" w:cs="Arial" w:eastAsia="Arial" w:hAnsi="Arial"/>
-          <w:b w:val="false"/>
-          <w:bCs w:val="false"/>
-          <w:i w:val="false"/>
-          <w:iCs w:val="false"/>
-          <w:color w:val="1A1A1A"/>
-          <w:sz w:val="21"/>
-          <w:szCs w:val="21"/>
-        </w:rPr>
-        <w:t xml:space="preserve"> (z. B. eine bestimmte Zahl an Terminen, Leads, Abschlüssen oder Umsätzen).</w:t>
+        <w:t xml:space="preserve">) umfassen die Bereitstellung zur Nutzung und die Pflege nach Anlage A und Anlage C (SLA). Für die Agenten gilt Dienstvertragsrecht (§ 611 BGB). Soweit die Bereitstellung einer Anwendung nach Mietrecht zu beurteilen ist (§ 548a BGB), gelten die Regelungen dieses Vertrags und der Anlage C zu Verfügbarkeit, Minderung und Haftung, insbesondere § 12 Abs. (7). Geschuldet ist </w:t>
+      </w:r>
+      <w:r>
+        <w:rPr>
+          <w:rFonts w:ascii="Arial" w:cs="Arial" w:eastAsia="Arial" w:hAnsi="Arial"/>
+          <w:b/>
+          <w:bCs/>
+          <w:i w:val="false"/>
+          <w:iCs w:val="false"/>
+          <w:color w:val="1A1A1A"/>
+          <w:sz w:val="21"/>
+          <w:szCs w:val="21"/>
+        </w:rPr>
+        <w:t xml:space="preserve">kein bestimmter wirtschaftlicher Erfolg</w:t>
+      </w:r>
+      <w:r>
+        <w:rPr>
+          <w:rFonts w:ascii="Arial" w:cs="Arial" w:eastAsia="Arial" w:hAnsi="Arial"/>
+          <w:b w:val="false"/>
+          <w:bCs w:val="false"/>
+          <w:i w:val="false"/>
+          <w:iCs w:val="false"/>
+          <w:color w:val="1A1A1A"/>
+          <w:sz w:val="21"/>
+          <w:szCs w:val="21"/>
+        </w:rPr>
+        <w:t xml:space="preserve"> (z. B. eine bestimmte Zahl an Terminen, Leads, Abschlüssen oder Umsätzen). Anwendungen, die dem Kunden als Kauflizenz überlassen werden, sind keine Betriebsleistung; für sie gilt Anlage E.</w:t>
       </w:r>
     </w:p>
     <w:p>
@@ -1388,7 +1466,7 @@
           <w:sz w:val="21"/>
           <w:szCs w:val="21"/>
         </w:rPr>
-        <w:t xml:space="preserve">Umfang, Verfügbarkeitsziele, Reaktionszeiten und Wartungsfenster der Betriebsleistungen ergeben sich aus Anlage A und Anlage C (SLA).</w:t>
+        <w:t xml:space="preserve">Umfang, Verfügbarkeit, Reaktionszeiten und Wartungsfenster der Betriebsleistungen ergeben sich aus Anlage A und Anlage C (SLA).</w:t>
       </w:r>
     </w:p>
     <w:p>
@@ -1584,7 +1662,7 @@
           <w:sz w:val="21"/>
           <w:szCs w:val="21"/>
         </w:rPr>
-        <w:t xml:space="preserve">.</w:t>
+        <w:t xml:space="preserve">. Für den NexAI Mailagent richtet sich die Kennzeichnung nach Anlage A Ziffer 5.4 Abs. (6).</w:t>
       </w:r>
     </w:p>
     <w:p>
@@ -1673,7 +1751,33 @@
           <w:sz w:val="21"/>
           <w:szCs w:val="21"/>
         </w:rPr>
-        <w:t xml:space="preserve">Die Aufzeichnung und Transkription von Gesprächen ist </w:t>
+        <w:t xml:space="preserve">Eine </w:t>
+      </w:r>
+      <w:r>
+        <w:rPr>
+          <w:rFonts w:ascii="Arial" w:cs="Arial" w:eastAsia="Arial" w:hAnsi="Arial"/>
+          <w:b/>
+          <w:bCs/>
+          <w:i w:val="false"/>
+          <w:iCs w:val="false"/>
+          <w:color w:val="1A1A1A"/>
+          <w:sz w:val="21"/>
+          <w:szCs w:val="21"/>
+        </w:rPr>
+        <w:t xml:space="preserve">Tonaufzeichnung</w:t>
+      </w:r>
+      <w:r>
+        <w:rPr>
+          <w:rFonts w:ascii="Arial" w:cs="Arial" w:eastAsia="Arial" w:hAnsi="Arial"/>
+          <w:b w:val="false"/>
+          <w:bCs w:val="false"/>
+          <w:i w:val="false"/>
+          <w:iCs w:val="false"/>
+          <w:color w:val="1A1A1A"/>
+          <w:sz w:val="21"/>
+          <w:szCs w:val="21"/>
+        </w:rPr>
+        <w:t xml:space="preserve"> von Gesprächen ist </w:t>
       </w:r>
       <w:r>
         <w:rPr>
@@ -1699,7 +1803,7 @@
           <w:sz w:val="21"/>
           <w:szCs w:val="21"/>
         </w:rPr>
-        <w:t xml:space="preserve">. Sie erfolgt ausschließlich auf ausdrückliche, dokumentierte Weisung des Kunden in Textform.</w:t>
+        <w:t xml:space="preserve">. Zur Verarbeitung wird die Sprache während des Gesprächs in Text umgewandelt; dieses Wortprotokoll (Transkript) speichert NexAI nicht dauerhaft, es sei denn, der Kunde hat die Übergabe eines Gesprächsprotokolls in eine Anwendung (etwa in das NexAI CRM) beauftragt. Technische Gesprächsprotokolle, die Unterauftragsverarbeiter vorübergehend vorhalten, und deren Dauer nennt Anlage B, Anhang 3.</w:t>
       </w:r>
     </w:p>
     <w:p>
@@ -1728,7 +1832,7 @@
           <w:sz w:val="21"/>
           <w:szCs w:val="21"/>
         </w:rPr>
-        <w:t xml:space="preserve">Wird eine Aufzeichnung oder Transkription auf Weisung des Kunden aktiviert, erfolgt dies stets mit einer </w:t>
+        <w:t xml:space="preserve">Eine Tonaufzeichnung oder eine dauerhafte Speicherung von Wortprotokollen erfolgt ausschließlich auf ausdrückliche, dokumentierte Weisung des Kunden in Textform und stets mit einer </w:t>
       </w:r>
       <w:r>
         <w:rPr>
@@ -1783,7 +1887,7 @@
           <w:sz w:val="21"/>
           <w:szCs w:val="21"/>
         </w:rPr>
-        <w:t xml:space="preserve">Der Kunde ist als Verantwortlicher dafür verantwortlich, dass für eine Aufzeichnung/Transkription eine tragfähige Rechtsgrundlage besteht (insbesondere Einwilligung der Endnutzer, soweit erforderlich) und die betroffenen Personen ordnungsgemäß informiert werden. § 17 gilt entsprechend.</w:t>
+        <w:t xml:space="preserve">Der Kunde ist als Verantwortlicher dafür verantwortlich, dass für eine Aufzeichnung oder die Speicherung von Wortprotokollen eine tragfähige Rechtsgrundlage besteht (insbesondere Einwilligung der Endnutzer, soweit erforderlich) und die betroffenen Personen ordnungsgemäß informiert werden. § 17 gilt entsprechend.</w:t>
       </w:r>
     </w:p>
     <w:p>
@@ -1843,33 +1947,33 @@
           <w:sz w:val="21"/>
           <w:szCs w:val="21"/>
         </w:rPr>
-        <w:t xml:space="preserve">Die Agenten dienen der Auskunft, Information, Terminvereinbarung und Vorqualifizierung. Sie sind </w:t>
-      </w:r>
-      <w:r>
-        <w:rPr>
-          <w:rFonts w:ascii="Arial" w:cs="Arial" w:eastAsia="Arial" w:hAnsi="Arial"/>
-          <w:b/>
-          <w:bCs/>
-          <w:i w:val="false"/>
-          <w:iCs w:val="false"/>
-          <w:color w:val="1A1A1A"/>
-          <w:sz w:val="21"/>
-          <w:szCs w:val="21"/>
-        </w:rPr>
-        <w:t xml:space="preserve">nicht bevollmächtigt, rechtsverbindliche Erklärungen abzugeben</w:t>
-      </w:r>
-      <w:r>
-        <w:rPr>
-          <w:rFonts w:ascii="Arial" w:cs="Arial" w:eastAsia="Arial" w:hAnsi="Arial"/>
-          <w:b w:val="false"/>
-          <w:bCs w:val="false"/>
-          <w:i w:val="false"/>
-          <w:iCs w:val="false"/>
-          <w:color w:val="1A1A1A"/>
-          <w:sz w:val="21"/>
-          <w:szCs w:val="21"/>
-        </w:rPr>
-        <w:t xml:space="preserve"> — insbesondere keine verbindlichen Preis- oder Konditionszusagen, keine Bestellungen und keinen Vertragsschluss namens des Kunden oder namens NexAIs.</w:t>
+        <w:t xml:space="preserve">Die Agenten dienen der Auskunft, Information, Terminvereinbarung und Vorqualifizierung. Sie sind so konzipiert, dass sie </w:t>
+      </w:r>
+      <w:r>
+        <w:rPr>
+          <w:rFonts w:ascii="Arial" w:cs="Arial" w:eastAsia="Arial" w:hAnsi="Arial"/>
+          <w:b/>
+          <w:bCs/>
+          <w:i w:val="false"/>
+          <w:iCs w:val="false"/>
+          <w:color w:val="1A1A1A"/>
+          <w:sz w:val="21"/>
+          <w:szCs w:val="21"/>
+        </w:rPr>
+        <w:t xml:space="preserve">keine Preis- oder Konditionszusagen, Bestellungen oder Vertragsschlüsse</w:t>
+      </w:r>
+      <w:r>
+        <w:rPr>
+          <w:rFonts w:ascii="Arial" w:cs="Arial" w:eastAsia="Arial" w:hAnsi="Arial"/>
+          <w:b w:val="false"/>
+          <w:bCs w:val="false"/>
+          <w:i w:val="false"/>
+          <w:iCs w:val="false"/>
+          <w:color w:val="1A1A1A"/>
+          <w:sz w:val="21"/>
+          <w:szCs w:val="21"/>
+        </w:rPr>
+        <w:t xml:space="preserve"> namens des Kunden oder namens NexAIs erklären; ausgenommen ist die Vereinbarung von Terminen innerhalb der vom Kunden hinterlegten Verfügbarkeiten. Auf Wunsch des Kunden richtet NexAI einen Hinweis an Endnutzer ein, dass verbindlich nur Bestätigungen des Kunden in Textform sind.</w:t>
       </w:r>
     </w:p>
     <w:p>
@@ -1898,7 +2002,7 @@
           <w:sz w:val="21"/>
           <w:szCs w:val="21"/>
         </w:rPr>
-        <w:t xml:space="preserve">Der Kunde stellt sicher, dass Prozesse, in die Agenten eingebunden sind, keine automatisierte rechtsverbindliche Bindung ohne menschliche Bestätigung vorsehen, soweit dies nicht ausdrücklich und gesondert vereinbart ist.</w:t>
+        <w:t xml:space="preserve">Der Kunde stellt sicher, dass Prozesse, in die Agenten eingebunden sind, keine automatisierte rechtsverbindliche Bindung ohne menschliche Bestätigung vorsehen, soweit dies nicht ausdrücklich und gesondert vereinbart ist. Für den selbsttätigen Versand von Antworten durch den NexAI Mailagent gilt Anlage A Ziffer 5.4 Abs. (1).</w:t>
       </w:r>
     </w:p>
     <w:p>
@@ -2120,7 +2224,7 @@
           <w:sz w:val="21"/>
           <w:szCs w:val="21"/>
         </w:rPr>
-        <w:t xml:space="preserve"> gemäß Auftragsformular geschuldet.</w:t>
+        <w:t xml:space="preserve"> gemäß Auftragsformular geschuldet. Für Kauflizenzen und Projektanwendungen zum Festpreis gelten die Vergütungsregeln der Anlage E.</w:t>
       </w:r>
     </w:p>
     <w:p>
@@ -2201,7 +2305,7 @@
           <w:sz w:val="21"/>
           <w:szCs w:val="21"/>
         </w:rPr>
-        <w:t xml:space="preserve">) wird zum im Auftragsformular vereinbarten Netto-Einheitspreis (z. B. "____ EUR/Min.") abgerechnet.</w:t>
+        <w:t xml:space="preserve">) wird zum im Auftragsformular vereinbarten Netto-Einheitspreis (z. B. ein Preis je Gesprächsminute) abgerechnet.</w:t>
       </w:r>
     </w:p>
     <w:p>
@@ -2366,7 +2470,33 @@
           <w:sz w:val="21"/>
           <w:szCs w:val="21"/>
         </w:rPr>
-        <w:t xml:space="preserve">Der jährliche Beitrag ist im Voraus für die jeweilige Laufzeit fällig; der monatliche Beitrag ist im Voraus zu Beginn des jeweiligen Monats fällig.</w:t>
+        <w:t xml:space="preserve">Der monatliche Beitrag wird zum Monatsanfang im Voraus berechnet, der jährliche Beitrag zu Beginn jedes Vertragsjahres; ein angebrochener erster Monat wird anteilig nach Kalendertagen berechnet. Alle Rechnungen sind </w:t>
+      </w:r>
+      <w:r>
+        <w:rPr>
+          <w:rFonts w:ascii="Arial" w:cs="Arial" w:eastAsia="Arial" w:hAnsi="Arial"/>
+          <w:b/>
+          <w:bCs/>
+          <w:i w:val="false"/>
+          <w:iCs w:val="false"/>
+          <w:color w:val="1A1A1A"/>
+          <w:sz w:val="21"/>
+          <w:szCs w:val="21"/>
+        </w:rPr>
+        <w:t xml:space="preserve">ohne Abzug binnen 14 Tagen ab Zugang</w:t>
+      </w:r>
+      <w:r>
+        <w:rPr>
+          <w:rFonts w:ascii="Arial" w:cs="Arial" w:eastAsia="Arial" w:hAnsi="Arial"/>
+          <w:b w:val="false"/>
+          <w:bCs w:val="false"/>
+          <w:i w:val="false"/>
+          <w:iCs w:val="false"/>
+          <w:color w:val="1A1A1A"/>
+          <w:sz w:val="21"/>
+          <w:szCs w:val="21"/>
+        </w:rPr>
+        <w:t xml:space="preserve"> fällig.</w:t>
       </w:r>
     </w:p>
     <w:p>
@@ -2447,7 +2577,7 @@
           <w:sz w:val="21"/>
           <w:szCs w:val="21"/>
         </w:rPr>
-        <w:t xml:space="preserve"> auf das in der Rechnung genannte Konto. Rechnungen sind, sofern nichts anderes vereinbart ist, ohne Abzug binnen 14 Tagen ab Zugang zur Zahlung fällig.</w:t>
+        <w:t xml:space="preserve"> auf das in der Rechnung genannte Konto.</w:t>
       </w:r>
     </w:p>
     <w:p>
@@ -2476,7 +2606,7 @@
           <w:sz w:val="21"/>
           <w:szCs w:val="21"/>
         </w:rPr>
-        <w:t xml:space="preserve">Rechnungen, Stornorechnungen, Zahlungserinnerungen und Mahnungen übermittelt NexAI elektronisch an die vom Kunden im Auftragsformular benannte Rechnungs-E-Mail-Adresse. Soweit NexAI gesetzlich verpflichtet ist, eine elektronische Rechnung im Sinne des § 14 Absatz 1 Satz 3 UStG auszustellen, erhält der Kunde die Rechnung in einem diesen Anforderungen entsprechenden strukturierten Format (z. B. ZUGFeRD oder XRechnung). Im Übrigen, insbesondere soweit eine Übergangsregelung eine andere Form zulässt, stimmt der Kunde der Übermittlung von Rechnungen als PDF-Datei per E-Mail zu (§ 14 Absatz 1 Satz 5 UStG). Der Kunde teilt Änderungen seiner Rechnungsanschrift und seiner Rechnungs-E-Mail-Adresse unverzüglich in Textform mit.</w:t>
+        <w:t xml:space="preserve">Rechnungen, Stornorechnungen, Zahlungserinnerungen und Mahnungen übermittelt NexAI elektronisch an die vom Kunden im Auftragsformular oder später in Textform oder in der Anwendung benannte Rechnungs-E-Mail-Adresse. Soweit NexAI gesetzlich verpflichtet ist, eine elektronische Rechnung im Sinne des § 14 Absatz 1 Satz 3 UStG auszustellen, erhält der Kunde die Rechnung in einem diesen Anforderungen entsprechenden strukturierten Format (z. B. ZUGFeRD oder XRechnung). Im Übrigen, insbesondere soweit eine Übergangsregelung eine andere Form zulässt, stimmt der Kunde der Übermittlung von Rechnungen als PDF-Datei per E-Mail zu (§ 14 Absatz 1 Satz 5 UStG). Der Kunde teilt Änderungen seiner Rechnungsanschrift und seiner Rechnungs-E-Mail-Adresse unverzüglich in Textform mit.</w:t>
       </w:r>
     </w:p>
     <w:p>
@@ -2577,7 +2707,7 @@
           <w:sz w:val="21"/>
           <w:szCs w:val="21"/>
         </w:rPr>
-        <w:t xml:space="preserve">(9) Preisanpassung</w:t>
+        <w:t xml:space="preserve">(10) Preisanpassung</w:t>
       </w:r>
     </w:p>
     <w:p>
@@ -2606,7 +2736,7 @@
           <w:sz w:val="21"/>
           <w:szCs w:val="21"/>
         </w:rPr>
-        <w:t xml:space="preserve">NexAI ist berechtigt, die Beiträge und Einheitspreise zur Anpassung an veränderte Kosten (insbesondere Kosten der Subunternehmer / Drittdienste, Personal-, Energie- und Infrastrukturkosten) anzupassen. Kostensenkungen sind in gleichem Maße weiterzugeben (</w:t>
+        <w:t xml:space="preserve">NexAI kann Beiträge und Einheitspreise mit Wirkung für die Zukunft anpassen, wenn sich die Kosten der Leistungserbringung nach Vertragsschluss geändert haben, insbesondere die Entgelte von Subunternehmern für Telefonie, Sprach- und Modelldienste und Hosting. Die Anpassung darf die Kostenänderung, gemessen an ihrem Anteil am Preis, nicht übersteigen; Kostensenkungen gibt NexAI nach demselben Maßstab weiter (</w:t>
       </w:r>
       <w:r>
         <w:rPr>
@@ -2632,7 +2762,7 @@
           <w:sz w:val="21"/>
           <w:szCs w:val="21"/>
         </w:rPr>
-        <w:t xml:space="preserve">).</w:t>
+        <w:t xml:space="preserve">). Auf Verlangen legt NexAI die Kostenänderung in Textform dar.</w:t>
       </w:r>
     </w:p>
     <w:p>
@@ -2661,7 +2791,7 @@
           <w:sz w:val="21"/>
           <w:szCs w:val="21"/>
         </w:rPr>
-        <w:t xml:space="preserve">Preisanpassungen werden dem Kunden mit einer Frist von </w:t>
+        <w:t xml:space="preserve">NexAI kündigt die Anpassung mindestens </w:t>
       </w:r>
       <w:r>
         <w:rPr>
@@ -2687,33 +2817,7 @@
           <w:sz w:val="21"/>
           <w:szCs w:val="21"/>
         </w:rPr>
-        <w:t xml:space="preserve"> vor Wirksamwerden in Textform angekündigt. Eine </w:t>
-      </w:r>
-      <w:r>
-        <w:rPr>
-          <w:rFonts w:ascii="Arial" w:cs="Arial" w:eastAsia="Arial" w:hAnsi="Arial"/>
-          <w:b/>
-          <w:bCs/>
-          <w:i w:val="false"/>
-          <w:iCs w:val="false"/>
-          <w:color w:val="1A1A1A"/>
-          <w:sz w:val="21"/>
-          <w:szCs w:val="21"/>
-        </w:rPr>
-        <w:t xml:space="preserve">Zustimmungsfiktion findet nicht statt</w:t>
-      </w:r>
-      <w:r>
-        <w:rPr>
-          <w:rFonts w:ascii="Arial" w:cs="Arial" w:eastAsia="Arial" w:hAnsi="Arial"/>
-          <w:b w:val="false"/>
-          <w:bCs w:val="false"/>
-          <w:i w:val="false"/>
-          <w:iCs w:val="false"/>
-          <w:color w:val="1A1A1A"/>
-          <w:sz w:val="21"/>
-          <w:szCs w:val="21"/>
-        </w:rPr>
-        <w:t xml:space="preserve">; die Anpassung wird nach Ablauf der Ankündigungsfrist wirksam, wenn der Kunde nicht von seinem Sonderkündigungsrecht Gebrauch macht.</w:t>
+        <w:t xml:space="preserve"> vor ihrem Wirksamwerden in Textform an. Im Jahresmodell wird eine Erhöhung frühestens zum Beginn des nächsten Vertragsjahres wirksam.</w:t>
       </w:r>
     </w:p>
     <w:p>
@@ -2742,33 +2846,7 @@
           <w:sz w:val="21"/>
           <w:szCs w:val="21"/>
         </w:rPr>
-        <w:t xml:space="preserve">Erhöht sich der Beitrag um </w:t>
-      </w:r>
-      <w:r>
-        <w:rPr>
-          <w:rFonts w:ascii="Arial" w:cs="Arial" w:eastAsia="Arial" w:hAnsi="Arial"/>
-          <w:b/>
-          <w:bCs/>
-          <w:i w:val="false"/>
-          <w:iCs w:val="false"/>
-          <w:color w:val="1A1A1A"/>
-          <w:sz w:val="21"/>
-          <w:szCs w:val="21"/>
-        </w:rPr>
-        <w:t xml:space="preserve">mehr als 5 %</w:t>
-      </w:r>
-      <w:r>
-        <w:rPr>
-          <w:rFonts w:ascii="Arial" w:cs="Arial" w:eastAsia="Arial" w:hAnsi="Arial"/>
-          <w:b w:val="false"/>
-          <w:bCs w:val="false"/>
-          <w:i w:val="false"/>
-          <w:iCs w:val="false"/>
-          <w:color w:val="1A1A1A"/>
-          <w:sz w:val="21"/>
-          <w:szCs w:val="21"/>
-        </w:rPr>
-        <w:t xml:space="preserve"> gegenüber dem zuletzt geschuldeten Beitrag, steht dem Kunden ein </w:t>
+        <w:t xml:space="preserve">Bei jeder Erhöhung kann der Kunde den betroffenen Vertrag zum Zeitpunkt des Wirksamwerdens in Textform kündigen (</w:t>
       </w:r>
       <w:r>
         <w:rPr>
@@ -2794,7 +2872,7 @@
           <w:sz w:val="21"/>
           <w:szCs w:val="21"/>
         </w:rPr>
-        <w:t xml:space="preserve"> zum Zeitpunkt des Wirksamwerdens der Erhöhung zu; die Kündigung ist in Textform bis zum Wirksamwerden zu erklären. Macht der Kunde von seinem Sonderkündigungsrecht Gebrauch, gilt bis zum Wirksamwerden der Kündigung der bisherige Preis.</w:t>
+        <w:t xml:space="preserve">). NexAI weist in der Ankündigung darauf hin.</w:t>
       </w:r>
     </w:p>
     <w:p>
@@ -2814,7 +2892,7 @@
           <w:sz w:val="21"/>
           <w:szCs w:val="21"/>
         </w:rPr>
-        <w:t xml:space="preserve">(10) Leistungsaussetzung bei Verzug</w:t>
+        <w:t xml:space="preserve">(11) Leistungsaussetzung bei Verzug</w:t>
       </w:r>
     </w:p>
     <w:p>
@@ -2905,7 +2983,7 @@
           <w:sz w:val="21"/>
           <w:szCs w:val="21"/>
         </w:rPr>
-        <w:t xml:space="preserve">(11) Aufrechnung und Zurückbehaltung</w:t>
+        <w:t xml:space="preserve">(12) Aufrechnung und Zurückbehaltung</w:t>
       </w:r>
     </w:p>
     <w:p>
@@ -2937,20 +3015,20 @@
           <w:sz w:val="21"/>
           <w:szCs w:val="21"/>
         </w:rPr>
-        <w:t xml:space="preserve">unbestrittenen oder rechtskräftig festgestellten</w:t>
-      </w:r>
-      <w:r>
-        <w:rPr>
-          <w:rFonts w:ascii="Arial" w:cs="Arial" w:eastAsia="Arial" w:hAnsi="Arial"/>
-          <w:b w:val="false"/>
-          <w:bCs w:val="false"/>
-          <w:i w:val="false"/>
-          <w:iCs w:val="false"/>
-          <w:color w:val="1A1A1A"/>
-          <w:sz w:val="21"/>
-          <w:szCs w:val="21"/>
-        </w:rPr>
-        <w:t xml:space="preserve"> Gegenforderungen aufrechnen. Ein Zurückbehaltungsrecht steht dem Kunden nur wegen Gegenansprüchen aus </w:t>
+        <w:t xml:space="preserve">unbestrittenen, rechtskräftig festgestellten oder entscheidungsreifen</w:t>
+      </w:r>
+      <w:r>
+        <w:rPr>
+          <w:rFonts w:ascii="Arial" w:cs="Arial" w:eastAsia="Arial" w:hAnsi="Arial"/>
+          <w:b w:val="false"/>
+          <w:bCs w:val="false"/>
+          <w:i w:val="false"/>
+          <w:iCs w:val="false"/>
+          <w:color w:val="1A1A1A"/>
+          <w:sz w:val="21"/>
+          <w:szCs w:val="21"/>
+        </w:rPr>
+        <w:t xml:space="preserve"> Gegenforderungen aufrechnen; dies gilt nicht für Gegenforderungen wegen Mängeln oder unvollständiger Erfüllung derselben Leistung, insbesondere auf Ersatz von Mängelbeseitigungs- oder Fertigstellungskosten. Ein Zurückbehaltungsrecht steht dem Kunden nur wegen Gegenansprüchen aus </w:t>
       </w:r>
       <w:r>
         <w:rPr>
@@ -2976,7 +3054,7 @@
           <w:sz w:val="21"/>
           <w:szCs w:val="21"/>
         </w:rPr>
-        <w:t xml:space="preserve"> zu.</w:t>
+        <w:t xml:space="preserve"> zu; § 320 BGB bleibt unberührt.</w:t>
       </w:r>
     </w:p>
     <w:p>
@@ -3143,33 +3221,7 @@
           <w:sz w:val="21"/>
           <w:szCs w:val="21"/>
         </w:rPr>
-        <w:t xml:space="preserve">. Der als Gegenleistung für die feste Laufzeit gewährte Rabatt wird bei vorzeitiger Beendigung nicht anteilig erstattet; eine </w:t>
-      </w:r>
-      <w:r>
-        <w:rPr>
-          <w:rFonts w:ascii="Arial" w:cs="Arial" w:eastAsia="Arial" w:hAnsi="Arial"/>
-          <w:b/>
-          <w:bCs/>
-          <w:i w:val="false"/>
-          <w:iCs w:val="false"/>
-          <w:color w:val="1A1A1A"/>
-          <w:sz w:val="21"/>
-          <w:szCs w:val="21"/>
-        </w:rPr>
-        <w:t xml:space="preserve">anteilige Rückerstattung ist ausgeschlossen</w:t>
-      </w:r>
-      <w:r>
-        <w:rPr>
-          <w:rFonts w:ascii="Arial" w:cs="Arial" w:eastAsia="Arial" w:hAnsi="Arial"/>
-          <w:b w:val="false"/>
-          <w:bCs w:val="false"/>
-          <w:i w:val="false"/>
-          <w:iCs w:val="false"/>
-          <w:color w:val="1A1A1A"/>
-          <w:sz w:val="21"/>
-          <w:szCs w:val="21"/>
-        </w:rPr>
-        <w:t xml:space="preserve"> (vorbehaltlich § 22). Der Vertrag verlängert sich automatisch um jeweils weitere zwölf (12) Monate, sofern er nicht mit einer Frist von </w:t>
+        <w:t xml:space="preserve">. Der als Gegenleistung für die feste Laufzeit gewährte Preisvorteil wird bei ordentlicher Beendigung nicht anteilig erstattet. Kündigt der Kunde aus einem von NexAI zu vertretenden wichtigen Grund oder endet der Vertrag nach § 22 Abs. (3), erstattet NexAI den im Voraus gezahlten Beitrag für die Zeit nach dem Vertragsende anteilig. Kündigt NexAI aus einem vom Kunden zu vertretenden wichtigen Grund, bleibt ihr Anspruch auf Ersatz des durch die vorzeitige Beendigung entstehenden Schadens unberührt. Der Vertrag verlängert sich automatisch um jeweils weitere zwölf (12) Monate, sofern er nicht mit einer Frist von </w:t>
       </w:r>
       <w:r>
         <w:rPr>
@@ -3276,7 +3328,7 @@
           <w:sz w:val="21"/>
           <w:szCs w:val="21"/>
         </w:rPr>
-        <w:t xml:space="preserve"> in Verzug ist und trotz Fristsetzung nicht ausgleicht, oder (b) der Kunde die Agenten trotz Abmahnung </w:t>
+        <w:t xml:space="preserve"> in Verzug ist und trotz Fristsetzung nicht ausgleicht, oder (b) der Kunde die Agenten oder Anwendungen trotz Abmahnung </w:t>
       </w:r>
       <w:r>
         <w:rPr>
@@ -3645,7 +3697,7 @@
           <w:sz w:val="21"/>
           <w:szCs w:val="21"/>
         </w:rPr>
-        <w:t xml:space="preserve">, die Agenten und Arbeitsergebnisse im vereinbarten Umfang zu nutzen. Dieses Nutzungsrecht </w:t>
+        <w:t xml:space="preserve">, die Agenten, die von NexAI betriebenen Anwendungen und die Arbeitsergebnisse im vereinbarten Umfang zu nutzen. Dieses Nutzungsrecht </w:t>
       </w:r>
       <w:r>
         <w:rPr>
@@ -3808,6 +3860,87 @@
           <w:szCs w:val="21"/>
         </w:rPr>
         <w:t xml:space="preserve">) verbleiben im Eigentum bzw. in der Rechtsinhaberschaft des Kunden. Der Kunde räumt NexAI die zur Vertragserfüllung erforderlichen Nutzungsrechte hieran ein.</w:t>
+      </w:r>
+    </w:p>
+    <w:p>
+      <w:pPr>
+        <w:spacing w:after="80" w:line="276"/>
+        <w:ind w:left="360" w:hanging="360"/>
+        <w:jc w:val="both"/>
+      </w:pPr>
+      <w:r>
+        <w:rPr>
+          <w:rFonts w:ascii="Arial" w:cs="Arial" w:eastAsia="Arial" w:hAnsi="Arial"/>
+          <w:color w:val="1A1A1A"/>
+          <w:sz w:val="21"/>
+          <w:szCs w:val="21"/>
+        </w:rPr>
+        <w:t xml:space="preserve">(5)	</w:t>
+      </w:r>
+      <w:r>
+        <w:rPr>
+          <w:rFonts w:ascii="Arial" w:cs="Arial" w:eastAsia="Arial" w:hAnsi="Arial"/>
+          <w:b w:val="false"/>
+          <w:bCs w:val="false"/>
+          <w:i w:val="false"/>
+          <w:iCs w:val="false"/>
+          <w:color w:val="1A1A1A"/>
+          <w:sz w:val="21"/>
+          <w:szCs w:val="21"/>
+        </w:rPr>
+        <w:t xml:space="preserve">Abweichend von Absatz (2) richtet sich das Nutzungsrecht an Anwendungen, die als </w:t>
+      </w:r>
+      <w:r>
+        <w:rPr>
+          <w:rFonts w:ascii="Arial" w:cs="Arial" w:eastAsia="Arial" w:hAnsi="Arial"/>
+          <w:b/>
+          <w:bCs/>
+          <w:i w:val="false"/>
+          <w:iCs w:val="false"/>
+          <w:color w:val="1A1A1A"/>
+          <w:sz w:val="21"/>
+          <w:szCs w:val="21"/>
+        </w:rPr>
+        <w:t xml:space="preserve">Kauflizenz</w:t>
+      </w:r>
+      <w:r>
+        <w:rPr>
+          <w:rFonts w:ascii="Arial" w:cs="Arial" w:eastAsia="Arial" w:hAnsi="Arial"/>
+          <w:b w:val="false"/>
+          <w:bCs w:val="false"/>
+          <w:i w:val="false"/>
+          <w:iCs w:val="false"/>
+          <w:color w:val="1A1A1A"/>
+          <w:sz w:val="21"/>
+          <w:szCs w:val="21"/>
+        </w:rPr>
+        <w:t xml:space="preserve"> oder als </w:t>
+      </w:r>
+      <w:r>
+        <w:rPr>
+          <w:rFonts w:ascii="Arial" w:cs="Arial" w:eastAsia="Arial" w:hAnsi="Arial"/>
+          <w:b/>
+          <w:bCs/>
+          <w:i w:val="false"/>
+          <w:iCs w:val="false"/>
+          <w:color w:val="1A1A1A"/>
+          <w:sz w:val="21"/>
+          <w:szCs w:val="21"/>
+        </w:rPr>
+        <w:t xml:space="preserve">Projektanwendung zum Festpreis</w:t>
+      </w:r>
+      <w:r>
+        <w:rPr>
+          <w:rFonts w:ascii="Arial" w:cs="Arial" w:eastAsia="Arial" w:hAnsi="Arial"/>
+          <w:b w:val="false"/>
+          <w:bCs w:val="false"/>
+          <w:i w:val="false"/>
+          <w:iCs w:val="false"/>
+          <w:color w:val="1A1A1A"/>
+          <w:sz w:val="21"/>
+          <w:szCs w:val="21"/>
+        </w:rPr>
+        <w:t xml:space="preserve"> überlassen werden, nach Anlage E.</w:t>
       </w:r>
     </w:p>
     <w:p>
@@ -3945,7 +4078,7 @@
           <w:sz w:val="21"/>
           <w:szCs w:val="21"/>
         </w:rPr>
-        <w:t xml:space="preserve"> des Kunden auf diese Betriebsmittel besteht nicht, vorbehaltlich Absatz (3) und § 21.</w:t>
+        <w:t xml:space="preserve"> des Kunden auf diese Betriebsmittel besteht nicht, vorbehaltlich Absatz (3), § 21 und Anlage E.</w:t>
       </w:r>
     </w:p>
     <w:p>
@@ -4147,7 +4280,7 @@
           <w:sz w:val="21"/>
           <w:szCs w:val="21"/>
         </w:rPr>
-        <w:t xml:space="preserve"> NexAI haftet unbeschränkt bei Vorsatz und grober Fahrlässigkeit, bei der Verletzung des Lebens, des Körpers oder der Gesundheit, bei arglistigem Verschweigen eines Mangels, bei Übernahme einer Garantie sowie nach dem Produkthaftungsgesetz.</w:t>
+        <w:t xml:space="preserve"> NexAI haftet unbeschränkt bei Vorsatz und grober Fahrlässigkeit, bei der Verletzung des Lebens, des Körpers oder der Gesundheit, bei arglistigem Verschweigen eines Mangels, bei Übernahme einer Garantie sowie nach dem Produkthaftungsgesetz oder anderen Vorschriften, die eine Haftungsbeschränkung zwingend ausschließen.</w:t>
       </w:r>
     </w:p>
     <w:p>
@@ -4202,98 +4335,98 @@
           <w:sz w:val="21"/>
           <w:szCs w:val="21"/>
         </w:rPr>
-        <w:t xml:space="preserve">wesentlichen Vertragspflicht (Kardinalpflicht)</w:t>
-      </w:r>
-      <w:r>
-        <w:rPr>
-          <w:rFonts w:ascii="Arial" w:cs="Arial" w:eastAsia="Arial" w:hAnsi="Arial"/>
-          <w:b w:val="false"/>
-          <w:bCs w:val="false"/>
-          <w:i w:val="false"/>
-          <w:iCs w:val="false"/>
-          <w:color w:val="1A1A1A"/>
-          <w:sz w:val="21"/>
-          <w:szCs w:val="21"/>
-        </w:rPr>
-        <w:t xml:space="preserve"> — d. h. einer Pflicht, deren Erfüllung die ordnungsgemäße Durchführung des Vertrags überhaupt erst ermöglicht und auf deren Einhaltung der Kunde regelmäßig vertrauen darf. In diesem Fall ist die Haftung auf den </w:t>
-      </w:r>
-      <w:r>
-        <w:rPr>
-          <w:rFonts w:ascii="Arial" w:cs="Arial" w:eastAsia="Arial" w:hAnsi="Arial"/>
-          <w:b/>
-          <w:bCs/>
-          <w:i w:val="false"/>
-          <w:iCs w:val="false"/>
-          <w:color w:val="1A1A1A"/>
-          <w:sz w:val="21"/>
-          <w:szCs w:val="21"/>
-        </w:rPr>
-        <w:t xml:space="preserve">vertragstypischen, vorhersehbaren Schaden</w:t>
-      </w:r>
-      <w:r>
-        <w:rPr>
-          <w:rFonts w:ascii="Arial" w:cs="Arial" w:eastAsia="Arial" w:hAnsi="Arial"/>
-          <w:b w:val="false"/>
-          <w:bCs w:val="false"/>
-          <w:i w:val="false"/>
-          <w:iCs w:val="false"/>
-          <w:color w:val="1A1A1A"/>
-          <w:sz w:val="21"/>
-          <w:szCs w:val="21"/>
-        </w:rPr>
-        <w:t xml:space="preserve"> begrenzt. Die Haftung ist ferner der Höhe nach begrenzt auf die in den letzten zwölf (12) Monaten vor dem schadensauslösenden Ereignis vom Kunden gezahlte Vergütung, </w:t>
-      </w:r>
-      <w:r>
-        <w:rPr>
-          <w:rFonts w:ascii="Arial" w:cs="Arial" w:eastAsia="Arial" w:hAnsi="Arial"/>
-          <w:b/>
-          <w:bCs/>
-          <w:i w:val="false"/>
-          <w:iCs w:val="false"/>
-          <w:color w:val="1A1A1A"/>
-          <w:sz w:val="21"/>
-          <w:szCs w:val="21"/>
-        </w:rPr>
-        <w:t xml:space="preserve">mindestens jedoch "____ EUR"</w:t>
-      </w:r>
-      <w:r>
-        <w:rPr>
-          <w:rFonts w:ascii="Arial" w:cs="Arial" w:eastAsia="Arial" w:hAnsi="Arial"/>
-          <w:b w:val="false"/>
-          <w:bCs w:val="false"/>
-          <w:i w:val="false"/>
-          <w:iCs w:val="false"/>
-          <w:color w:val="1A1A1A"/>
-          <w:sz w:val="21"/>
-          <w:szCs w:val="21"/>
-        </w:rPr>
-        <w:t xml:space="preserve"> je Schadensfall, sowie auf ein </w:t>
-      </w:r>
-      <w:r>
-        <w:rPr>
-          <w:rFonts w:ascii="Arial" w:cs="Arial" w:eastAsia="Arial" w:hAnsi="Arial"/>
-          <w:b/>
-          <w:bCs/>
-          <w:i w:val="false"/>
-          <w:iCs w:val="false"/>
-          <w:color w:val="1A1A1A"/>
-          <w:sz w:val="21"/>
-          <w:szCs w:val="21"/>
-        </w:rPr>
-        <w:t xml:space="preserve">Jahres-Aggregat von "____ EUR"</w:t>
-      </w:r>
-      <w:r>
-        <w:rPr>
-          <w:rFonts w:ascii="Arial" w:cs="Arial" w:eastAsia="Arial" w:hAnsi="Arial"/>
-          <w:b w:val="false"/>
-          <w:bCs w:val="false"/>
-          <w:i w:val="false"/>
-          <w:iCs w:val="false"/>
-          <w:color w:val="1A1A1A"/>
-          <w:sz w:val="21"/>
-          <w:szCs w:val="21"/>
-        </w:rPr>
-        <w:t xml:space="preserve">.</w:t>
+        <w:t xml:space="preserve">wesentlichen Vertragspflicht</w:t>
+      </w:r>
+      <w:r>
+        <w:rPr>
+          <w:rFonts w:ascii="Arial" w:cs="Arial" w:eastAsia="Arial" w:hAnsi="Arial"/>
+          <w:b w:val="false"/>
+          <w:bCs w:val="false"/>
+          <w:i w:val="false"/>
+          <w:iCs w:val="false"/>
+          <w:color w:val="1A1A1A"/>
+          <w:sz w:val="21"/>
+          <w:szCs w:val="21"/>
+        </w:rPr>
+        <w:t xml:space="preserve">, also einer Pflicht, deren Erfüllung die ordnungsgemäße Durchführung des Vertrags überhaupt erst ermöglicht und auf deren Einhaltung der Kunde regelmäßig vertrauen darf. In diesem Fall ist die Haftung auf den bei Vertragsschluss </w:t>
+      </w:r>
+      <w:r>
+        <w:rPr>
+          <w:rFonts w:ascii="Arial" w:cs="Arial" w:eastAsia="Arial" w:hAnsi="Arial"/>
+          <w:b/>
+          <w:bCs/>
+          <w:i w:val="false"/>
+          <w:iCs w:val="false"/>
+          <w:color w:val="1A1A1A"/>
+          <w:sz w:val="21"/>
+          <w:szCs w:val="21"/>
+        </w:rPr>
+        <w:t xml:space="preserve">vorhersehbaren, vertragstypischen Schaden</w:t>
+      </w:r>
+      <w:r>
+        <w:rPr>
+          <w:rFonts w:ascii="Arial" w:cs="Arial" w:eastAsia="Arial" w:hAnsi="Arial"/>
+          <w:b w:val="false"/>
+          <w:bCs w:val="false"/>
+          <w:i w:val="false"/>
+          <w:iCs w:val="false"/>
+          <w:color w:val="1A1A1A"/>
+          <w:sz w:val="21"/>
+          <w:szCs w:val="21"/>
+        </w:rPr>
+        <w:t xml:space="preserve"> begrenzt, höchstens jedoch auf </w:t>
+      </w:r>
+      <w:r>
+        <w:rPr>
+          <w:rFonts w:ascii="Arial" w:cs="Arial" w:eastAsia="Arial" w:hAnsi="Arial"/>
+          <w:b/>
+          <w:bCs/>
+          <w:i w:val="false"/>
+          <w:iCs w:val="false"/>
+          <w:color w:val="1A1A1A"/>
+          <w:sz w:val="21"/>
+          <w:szCs w:val="21"/>
+        </w:rPr>
+        <w:t xml:space="preserve">[25.000] EUR je Schadensfall</w:t>
+      </w:r>
+      <w:r>
+        <w:rPr>
+          <w:rFonts w:ascii="Arial" w:cs="Arial" w:eastAsia="Arial" w:hAnsi="Arial"/>
+          <w:b w:val="false"/>
+          <w:bCs w:val="false"/>
+          <w:i w:val="false"/>
+          <w:iCs w:val="false"/>
+          <w:color w:val="1A1A1A"/>
+          <w:sz w:val="21"/>
+          <w:szCs w:val="21"/>
+        </w:rPr>
+        <w:t xml:space="preserve"> oder, wenn die Auftragssumme des betroffenen Einzelvertrags höher ist, auf </w:t>
+      </w:r>
+      <w:r>
+        <w:rPr>
+          <w:rFonts w:ascii="Arial" w:cs="Arial" w:eastAsia="Arial" w:hAnsi="Arial"/>
+          <w:b/>
+          <w:bCs/>
+          <w:i w:val="false"/>
+          <w:iCs w:val="false"/>
+          <w:color w:val="1A1A1A"/>
+          <w:sz w:val="21"/>
+          <w:szCs w:val="21"/>
+        </w:rPr>
+        <w:t xml:space="preserve">[die Auftragssumme]</w:t>
+      </w:r>
+      <w:r>
+        <w:rPr>
+          <w:rFonts w:ascii="Arial" w:cs="Arial" w:eastAsia="Arial" w:hAnsi="Arial"/>
+          <w:b w:val="false"/>
+          <w:bCs w:val="false"/>
+          <w:i w:val="false"/>
+          <w:iCs w:val="false"/>
+          <w:color w:val="1A1A1A"/>
+          <w:sz w:val="21"/>
+          <w:szCs w:val="21"/>
+        </w:rPr>
+        <w:t xml:space="preserve">. [Auftragssumme ist die Summe der im Einzelvertrag vereinbarten einmaligen Vergütungen und der für die ersten zwölf (12) Monate vereinbarten laufenden Vergütungen, jeweils netto.] Eine Begrenzung auf einen Jahresbetrag besteht nicht.</w:t>
       </w:r>
     </w:p>
     <w:p>
@@ -4449,6 +4582,48 @@
           <w:szCs w:val="21"/>
         </w:rPr>
         <w:t xml:space="preserve">Eine Änderung der Beweislast zum Nachteil des Kunden ist mit den vorstehenden Regelungen nicht verbunden.</w:t>
+      </w:r>
+    </w:p>
+    <w:p>
+      <w:pPr>
+        <w:spacing w:after="80" w:line="276"/>
+        <w:ind w:left="360" w:hanging="360"/>
+        <w:jc w:val="both"/>
+      </w:pPr>
+      <w:r>
+        <w:rPr>
+          <w:rFonts w:ascii="Arial" w:cs="Arial" w:eastAsia="Arial" w:hAnsi="Arial"/>
+          <w:color w:val="1A1A1A"/>
+          <w:sz w:val="21"/>
+          <w:szCs w:val="21"/>
+        </w:rPr>
+        <w:t xml:space="preserve">(7)	</w:t>
+      </w:r>
+      <w:r>
+        <w:rPr>
+          <w:rFonts w:ascii="Arial" w:cs="Arial" w:eastAsia="Arial" w:hAnsi="Arial"/>
+          <w:b/>
+          <w:bCs/>
+          <w:i w:val="false"/>
+          <w:iCs w:val="false"/>
+          <w:color w:val="1A1A1A"/>
+          <w:sz w:val="21"/>
+          <w:szCs w:val="21"/>
+        </w:rPr>
+        <w:t xml:space="preserve">Keine verschuldensunabhängige Haftung für anfängliche Mängel:</w:t>
+      </w:r>
+      <w:r>
+        <w:rPr>
+          <w:rFonts w:ascii="Arial" w:cs="Arial" w:eastAsia="Arial" w:hAnsi="Arial"/>
+          <w:b w:val="false"/>
+          <w:bCs w:val="false"/>
+          <w:i w:val="false"/>
+          <w:iCs w:val="false"/>
+          <w:color w:val="1A1A1A"/>
+          <w:sz w:val="21"/>
+          <w:szCs w:val="21"/>
+        </w:rPr>
+        <w:t xml:space="preserve"> Soweit auf die Bereitstellung einer Anwendung Mietrecht anzuwenden ist, haftet NexAI für Mängel, die bereits bei Vertragsschluss vorhanden waren, nur, wenn NexAI sie zu vertreten hat; die verschuldensunabhängige Haftung nach § 536a Abs. 1 Alt. 1 BGB ist ausgeschlossen. Absatz (1), die Minderung nach § 536 BGB und die pauschale Minderung nach Anlage C Ziffer 7 bleiben unberührt.</w:t>
       </w:r>
     </w:p>
     <w:p>
@@ -4615,7 +4790,7 @@
           <w:sz w:val="21"/>
           <w:szCs w:val="21"/>
         </w:rPr>
-        <w:t xml:space="preserve"> im Sinne des Art. 4 Nr. 8 DSGVO, soweit nicht im Einzelfall abweichend geregelt.</w:t>
+        <w:t xml:space="preserve"> im Sinne des Art. 4 Nr. 8 DSGVO, soweit nicht im Einzelfall abweichend geregelt. Bei Anwendungen, die der Kunde als Kauflizenz selbst betreibt, verarbeitet NexAI personenbezogene Daten nur bei Wartungs- und Supportzugriffen (Anlage E Ziffer 6).</w:t>
       </w:r>
     </w:p>
     <w:p>
@@ -4811,7 +4986,7 @@
           <w:sz w:val="21"/>
           <w:szCs w:val="21"/>
         </w:rPr>
-        <w:t xml:space="preserve"> (Unterauftragsverarbeiter / Drittdienste, insbesondere Vapi, Twilio, Make, OpenAI, ElevenLabs, Google, Hoster — auch in Drittländern nach Maßgabe der Anlage B) gespeichert und verarbeitet werden.</w:t>
+        <w:t xml:space="preserve"> (Unterauftragsverarbeiter / Drittdienste, insbesondere die in Anlage B, Anhang 2 aufgeführten Unterauftragsverarbeiter in der jeweils nach Anlage B mitgeteilten Fassung — auch in Drittländern nach Maßgabe der Anlage B) gespeichert und verarbeitet werden.</w:t>
       </w:r>
     </w:p>
     <w:p>
@@ -4892,7 +5067,7 @@
           <w:sz w:val="21"/>
           <w:szCs w:val="21"/>
         </w:rPr>
-        <w:t xml:space="preserve"> (Anrufer / Chat-Kontakte), namentlich Kontaktdaten, Gesprächsinhalte, Transkripte und Metadaten, jeweils im Rahmen der nachstehenden Speicherregel.</w:t>
+        <w:t xml:space="preserve"> (Anrufer, Chat-Kontakte, Absender und Empfänger von Nachrichten, buchende Personen), namentlich Kontaktdaten, Gesprächs- und Nachrichteninhalte und Metadaten, jeweils im Rahmen der nachstehenden Speicherregel.</w:t>
       </w:r>
     </w:p>
     <w:p>
@@ -4934,85 +5109,59 @@
           <w:sz w:val="21"/>
           <w:szCs w:val="21"/>
         </w:rPr>
-        <w:t xml:space="preserve"> Wo eine Speicherung technisch abschaltbar ist, erfolgt grundsätzlich </w:t>
-      </w:r>
-      <w:r>
-        <w:rPr>
-          <w:rFonts w:ascii="Arial" w:cs="Arial" w:eastAsia="Arial" w:hAnsi="Arial"/>
-          <w:b/>
-          <w:bCs/>
-          <w:i w:val="false"/>
-          <w:iCs w:val="false"/>
-          <w:color w:val="1A1A1A"/>
-          <w:sz w:val="21"/>
-          <w:szCs w:val="21"/>
-        </w:rPr>
-        <w:t xml:space="preserve">keine Speicherung</w:t>
-      </w:r>
-      <w:r>
-        <w:rPr>
-          <w:rFonts w:ascii="Arial" w:cs="Arial" w:eastAsia="Arial" w:hAnsi="Arial"/>
-          <w:b w:val="false"/>
-          <w:bCs w:val="false"/>
-          <w:i w:val="false"/>
-          <w:iCs w:val="false"/>
-          <w:color w:val="1A1A1A"/>
-          <w:sz w:val="21"/>
-          <w:szCs w:val="21"/>
-        </w:rPr>
-        <w:t xml:space="preserve">. Wo eine Speicherung technisch nicht abschaltbar oder zur Leistungserbringung erforderlich ist, werden die Daten für </w:t>
-      </w:r>
-      <w:r>
-        <w:rPr>
-          <w:rFonts w:ascii="Arial" w:cs="Arial" w:eastAsia="Arial" w:hAnsi="Arial"/>
-          <w:b/>
-          <w:bCs/>
-          <w:i w:val="false"/>
-          <w:iCs w:val="false"/>
-          <w:color w:val="1A1A1A"/>
-          <w:sz w:val="21"/>
-          <w:szCs w:val="21"/>
-        </w:rPr>
-        <w:t xml:space="preserve">sechs (6) Monate</w:t>
-      </w:r>
-      <w:r>
-        <w:rPr>
-          <w:rFonts w:ascii="Arial" w:cs="Arial" w:eastAsia="Arial" w:hAnsi="Arial"/>
-          <w:b w:val="false"/>
-          <w:bCs w:val="false"/>
-          <w:i w:val="false"/>
-          <w:iCs w:val="false"/>
-          <w:color w:val="1A1A1A"/>
-          <w:sz w:val="21"/>
-          <w:szCs w:val="21"/>
-        </w:rPr>
-        <w:t xml:space="preserve"> aufbewahrt und anschließend gelöscht, soweit keine gesetzliche Aufbewahrungspflicht entgegensteht. Geschäftsdaten werden zusätzlich in den Systemen des Kunden geführt; das </w:t>
-      </w:r>
-      <w:r>
-        <w:rPr>
-          <w:rFonts w:ascii="Arial" w:cs="Arial" w:eastAsia="Arial" w:hAnsi="Arial"/>
-          <w:b/>
-          <w:bCs/>
-          <w:i w:val="false"/>
-          <w:iCs w:val="false"/>
-          <w:color w:val="1A1A1A"/>
-          <w:sz w:val="21"/>
-          <w:szCs w:val="21"/>
-        </w:rPr>
-        <w:t xml:space="preserve">Kundensystem ist das führende System</w:t>
-      </w:r>
-      <w:r>
-        <w:rPr>
-          <w:rFonts w:ascii="Arial" w:cs="Arial" w:eastAsia="Arial" w:hAnsi="Arial"/>
-          <w:b w:val="false"/>
-          <w:bCs w:val="false"/>
-          <w:i w:val="false"/>
-          <w:iCs w:val="false"/>
-          <w:color w:val="1A1A1A"/>
-          <w:sz w:val="21"/>
-          <w:szCs w:val="21"/>
-        </w:rPr>
-        <w:t xml:space="preserve">.</w:t>
+        <w:t xml:space="preserve"> (a) </w:t>
+      </w:r>
+      <w:r>
+        <w:rPr>
+          <w:rFonts w:ascii="Arial" w:cs="Arial" w:eastAsia="Arial" w:hAnsi="Arial"/>
+          <w:b/>
+          <w:bCs/>
+          <w:i w:val="false"/>
+          <w:iCs w:val="false"/>
+          <w:color w:val="1A1A1A"/>
+          <w:sz w:val="21"/>
+          <w:szCs w:val="21"/>
+        </w:rPr>
+        <w:t xml:space="preserve">Agenten:</w:t>
+      </w:r>
+      <w:r>
+        <w:rPr>
+          <w:rFonts w:ascii="Arial" w:cs="Arial" w:eastAsia="Arial" w:hAnsi="Arial"/>
+          <w:b w:val="false"/>
+          <w:bCs w:val="false"/>
+          <w:i w:val="false"/>
+          <w:iCs w:val="false"/>
+          <w:color w:val="1A1A1A"/>
+          <w:sz w:val="21"/>
+          <w:szCs w:val="21"/>
+        </w:rPr>
+        <w:t xml:space="preserve"> Wo eine Speicherung technisch abschaltbar ist, erfolgt keine; im Übrigen werden die Daten spätestens sechs (6) Monate nach Erhebung gelöscht, soweit keine gesetzliche Aufbewahrungspflicht entgegensteht. Speicherfristen bei Unterauftragsverarbeitern, die sich im genutzten Tarif nicht abschalten lassen, nennt Anlage B, Anhang 3. (b) </w:t>
+      </w:r>
+      <w:r>
+        <w:rPr>
+          <w:rFonts w:ascii="Arial" w:cs="Arial" w:eastAsia="Arial" w:hAnsi="Arial"/>
+          <w:b/>
+          <w:bCs/>
+          <w:i w:val="false"/>
+          <w:iCs w:val="false"/>
+          <w:color w:val="1A1A1A"/>
+          <w:sz w:val="21"/>
+          <w:szCs w:val="21"/>
+        </w:rPr>
+        <w:t xml:space="preserve">Anwendungen:</w:t>
+      </w:r>
+      <w:r>
+        <w:rPr>
+          <w:rFonts w:ascii="Arial" w:cs="Arial" w:eastAsia="Arial" w:hAnsi="Arial"/>
+          <w:b w:val="false"/>
+          <w:bCs w:val="false"/>
+          <w:i w:val="false"/>
+          <w:iCs w:val="false"/>
+          <w:color w:val="1A1A1A"/>
+          <w:sz w:val="21"/>
+          <w:szCs w:val="21"/>
+        </w:rPr>
+        <w:t xml:space="preserve"> Die Speicherung der Daten des Kunden ist Gegenstand der Leistung; führendes System für die in einer Anwendung geführten Daten ist die Anwendung. Gespeichert wird für die Vertragsdauer nach den Löschregeln, die der Kunde in der Anwendung einstellt oder im Auftragsformular vereinbart; ohne solche Regeln gelten die Vorgaben der Anlage B, Anhang 3. (c) Im Übrigen ergeben sich die Speicher- und Löschregeln aus Anlage B (§ 8 und Anhang 3); nach Vertragsende gilt § 21.</w:t>
       </w:r>
     </w:p>
     <w:p>
@@ -5127,41 +5276,83 @@
       <w:r>
         <w:rPr>
           <w:rFonts w:ascii="Arial" w:cs="Arial" w:eastAsia="Arial" w:hAnsi="Arial"/>
-          <w:b w:val="false"/>
-          <w:bCs w:val="false"/>
-          <w:i w:val="false"/>
-          <w:iCs w:val="false"/>
-          <w:color w:val="1A1A1A"/>
-          <w:sz w:val="21"/>
-          <w:szCs w:val="21"/>
-        </w:rPr>
-        <w:t xml:space="preserve">Verletzt der Kunde die Pflichten nach Absatz (4), </w:t>
-      </w:r>
-      <w:r>
-        <w:rPr>
-          <w:rFonts w:ascii="Arial" w:cs="Arial" w:eastAsia="Arial" w:hAnsi="Arial"/>
-          <w:b/>
-          <w:bCs/>
-          <w:i w:val="false"/>
-          <w:iCs w:val="false"/>
-          <w:color w:val="1A1A1A"/>
-          <w:sz w:val="21"/>
-          <w:szCs w:val="21"/>
-        </w:rPr>
-        <w:t xml:space="preserve">stellt er NexAI von allen hieraus resultierenden Ansprüchen Dritter sowie von angemessenen Kosten der Rechtsverteidigung frei</w:t>
-      </w:r>
-      <w:r>
-        <w:rPr>
-          <w:rFonts w:ascii="Arial" w:cs="Arial" w:eastAsia="Arial" w:hAnsi="Arial"/>
-          <w:b w:val="false"/>
-          <w:bCs w:val="false"/>
-          <w:i w:val="false"/>
-          <w:iCs w:val="false"/>
-          <w:color w:val="1A1A1A"/>
-          <w:sz w:val="21"/>
-          <w:szCs w:val="21"/>
-        </w:rPr>
-        <w:t xml:space="preserve"> (§ 17 gilt entsprechend).</w:t>
+          <w:b/>
+          <w:bCs/>
+          <w:i w:val="false"/>
+          <w:iCs w:val="false"/>
+          <w:color w:val="1A1A1A"/>
+          <w:sz w:val="21"/>
+          <w:szCs w:val="21"/>
+        </w:rPr>
+        <w:t xml:space="preserve">Datenschutz-Folgenabschätzung:</w:t>
+      </w:r>
+      <w:r>
+        <w:rPr>
+          <w:rFonts w:ascii="Arial" w:cs="Arial" w:eastAsia="Arial" w:hAnsi="Arial"/>
+          <w:b w:val="false"/>
+          <w:bCs w:val="false"/>
+          <w:i w:val="false"/>
+          <w:iCs w:val="false"/>
+          <w:color w:val="1A1A1A"/>
+          <w:sz w:val="21"/>
+          <w:szCs w:val="21"/>
+        </w:rPr>
+        <w:t xml:space="preserve"> Der Kunde prüft als Verantwortlicher vor Inbetriebnahme eines Voice Agent, eines Chat Agent oder des NexAI Mailagent, ob eine Datenschutz-Folgenabschätzung nach Art. 35 DSGVO erforderlich ist, und führt sie gegebenenfalls durch. NexAI weist darauf hin, dass der Einsatz künstlicher Intelligenz zur Steuerung der Interaktion mit den Betroffenen oder zur Bewertung persönlicher Aspekte auf der Liste der Datenschutzkonferenz nach Art. 35 Abs. 4 DSGVO steht (Version 1.1 vom 17.10.2018, Nr. 11); unterliegt eine Verarbeitung der Folgenabschätzung, muss der Kunde unabhängig von der Zahl seiner Beschäftigten einen Datenschutzbeauftragten benennen (§ 38 Abs. 1 Satz 2 BDSG). NexAI unterstützt den Kunden dabei nach Art. 28 Abs. 3 Buchst. f DSGVO und Anlage B § 11.3.</w:t>
+      </w:r>
+    </w:p>
+    <w:p>
+      <w:pPr>
+        <w:spacing w:after="80" w:line="276"/>
+        <w:ind w:left="360" w:hanging="360"/>
+        <w:jc w:val="both"/>
+      </w:pPr>
+      <w:r>
+        <w:rPr>
+          <w:rFonts w:ascii="Arial" w:cs="Arial" w:eastAsia="Arial" w:hAnsi="Arial"/>
+          <w:color w:val="1A1A1A"/>
+          <w:sz w:val="21"/>
+          <w:szCs w:val="21"/>
+        </w:rPr>
+        <w:t xml:space="preserve">(6)	</w:t>
+      </w:r>
+      <w:r>
+        <w:rPr>
+          <w:rFonts w:ascii="Arial" w:cs="Arial" w:eastAsia="Arial" w:hAnsi="Arial"/>
+          <w:b w:val="false"/>
+          <w:bCs w:val="false"/>
+          <w:i w:val="false"/>
+          <w:iCs w:val="false"/>
+          <w:color w:val="1A1A1A"/>
+          <w:sz w:val="21"/>
+          <w:szCs w:val="21"/>
+        </w:rPr>
+        <w:t xml:space="preserve">Verletzt der Kunde die Pflichten nach Absatz (4) schuldhaft, </w:t>
+      </w:r>
+      <w:r>
+        <w:rPr>
+          <w:rFonts w:ascii="Arial" w:cs="Arial" w:eastAsia="Arial" w:hAnsi="Arial"/>
+          <w:b/>
+          <w:bCs/>
+          <w:i w:val="false"/>
+          <w:iCs w:val="false"/>
+          <w:color w:val="1A1A1A"/>
+          <w:sz w:val="21"/>
+          <w:szCs w:val="21"/>
+        </w:rPr>
+        <w:t xml:space="preserve">stellt er NexAI von den hieraus resultierenden Ansprüchen Dritter sowie von angemessenen Kosten der Rechtsverteidigung frei</w:t>
+      </w:r>
+      <w:r>
+        <w:rPr>
+          <w:rFonts w:ascii="Arial" w:cs="Arial" w:eastAsia="Arial" w:hAnsi="Arial"/>
+          <w:b w:val="false"/>
+          <w:bCs w:val="false"/>
+          <w:i w:val="false"/>
+          <w:iCs w:val="false"/>
+          <w:color w:val="1A1A1A"/>
+          <w:sz w:val="21"/>
+          <w:szCs w:val="21"/>
+        </w:rPr>
+        <w:t xml:space="preserve">; § 17 Abs. (2) Satz 2 gilt entsprechend.</w:t>
       </w:r>
     </w:p>
     <w:p>
@@ -5192,7 +5383,7 @@
           <w:sz w:val="24"/>
           <w:szCs w:val="24"/>
         </w:rPr>
-        <w:t xml:space="preserve">Akquise und Direktwerbung (UWG)</w:t>
+        <w:t xml:space="preserve">Ausgehende Anrufe und Nachrichten (UWG)</w:t>
       </w:r>
     </w:p>
     <w:p>
@@ -5221,33 +5412,7 @@
           <w:sz w:val="21"/>
           <w:szCs w:val="21"/>
         </w:rPr>
-        <w:t xml:space="preserve">Setzt der Kunde Agenten zur Akquise oder Direktwerbung ein, ist ausschließlich eine </w:t>
-      </w:r>
-      <w:r>
-        <w:rPr>
-          <w:rFonts w:ascii="Arial" w:cs="Arial" w:eastAsia="Arial" w:hAnsi="Arial"/>
-          <w:b/>
-          <w:bCs/>
-          <w:i w:val="false"/>
-          <w:iCs w:val="false"/>
-          <w:color w:val="1A1A1A"/>
-          <w:sz w:val="21"/>
-          <w:szCs w:val="21"/>
-        </w:rPr>
-        <w:t xml:space="preserve">rechtlich zulässige Ansprache</w:t>
-      </w:r>
-      <w:r>
-        <w:rPr>
-          <w:rFonts w:ascii="Arial" w:cs="Arial" w:eastAsia="Arial" w:hAnsi="Arial"/>
-          <w:b w:val="false"/>
-          <w:bCs w:val="false"/>
-          <w:i w:val="false"/>
-          <w:iCs w:val="false"/>
-          <w:color w:val="1A1A1A"/>
-          <w:sz w:val="21"/>
-          <w:szCs w:val="21"/>
-        </w:rPr>
-        <w:t xml:space="preserve"> zulässig (insbesondere nach § 7 UWG sowie Art. 6 und Art. 14 DSGVO). Der Kunde sichert zu, dass für die jeweilige Ansprache — soweit möglich — eine tragfähige Rechtsgrundlage besteht.</w:t>
+        <w:t xml:space="preserve">Ausgehende Anrufe oder Nachrichten eines Agenten führt NexAI nur durch, wenn sie im Auftragsformular gesondert beauftragt sind. Vor jeder Kampagne teilt der Kunde NexAI in Textform Zweck, Zielgruppe und Herkunft der Kontaktdaten mit.</w:t>
       </w:r>
     </w:p>
     <w:p>
@@ -5276,59 +5441,33 @@
           <w:sz w:val="21"/>
           <w:szCs w:val="21"/>
         </w:rPr>
-        <w:t xml:space="preserve">NexAI ist berechtigt, die Durchführung von Kampagnen, die erkennbar </w:t>
-      </w:r>
-      <w:r>
-        <w:rPr>
-          <w:rFonts w:ascii="Arial" w:cs="Arial" w:eastAsia="Arial" w:hAnsi="Arial"/>
-          <w:b/>
-          <w:bCs/>
-          <w:i w:val="false"/>
-          <w:iCs w:val="false"/>
-          <w:color w:val="1A1A1A"/>
-          <w:sz w:val="21"/>
-          <w:szCs w:val="21"/>
-        </w:rPr>
-        <w:t xml:space="preserve">rechtswidrig</w:t>
-      </w:r>
-      <w:r>
-        <w:rPr>
-          <w:rFonts w:ascii="Arial" w:cs="Arial" w:eastAsia="Arial" w:hAnsi="Arial"/>
-          <w:b w:val="false"/>
-          <w:bCs w:val="false"/>
-          <w:i w:val="false"/>
-          <w:iCs w:val="false"/>
-          <w:color w:val="1A1A1A"/>
-          <w:sz w:val="21"/>
-          <w:szCs w:val="21"/>
-        </w:rPr>
-        <w:t xml:space="preserve"> sind oder gegen § 7 UWG bzw. datenschutzrechtliche Vorgaben verstoßen, ganz oder teilweise </w:t>
-      </w:r>
-      <w:r>
-        <w:rPr>
-          <w:rFonts w:ascii="Arial" w:cs="Arial" w:eastAsia="Arial" w:hAnsi="Arial"/>
-          <w:b/>
-          <w:bCs/>
-          <w:i w:val="false"/>
-          <w:iCs w:val="false"/>
-          <w:color w:val="1A1A1A"/>
-          <w:sz w:val="21"/>
-          <w:szCs w:val="21"/>
-        </w:rPr>
-        <w:t xml:space="preserve">abzulehnen</w:t>
-      </w:r>
-      <w:r>
-        <w:rPr>
-          <w:rFonts w:ascii="Arial" w:cs="Arial" w:eastAsia="Arial" w:hAnsi="Arial"/>
-          <w:b w:val="false"/>
-          <w:bCs w:val="false"/>
-          <w:i w:val="false"/>
-          <w:iCs w:val="false"/>
-          <w:color w:val="1A1A1A"/>
-          <w:sz w:val="21"/>
-          <w:szCs w:val="21"/>
-        </w:rPr>
-        <w:t xml:space="preserve"> oder auszusetzen.</w:t>
+        <w:t xml:space="preserve">Dienen Anrufe oder Nachrichten der Werbung, sichert der Kunde zu, dass von jeder angesprochenen Person, Verbraucher wie Unternehmer, vor dem Kontakt eine </w:t>
+      </w:r>
+      <w:r>
+        <w:rPr>
+          <w:rFonts w:ascii="Arial" w:cs="Arial" w:eastAsia="Arial" w:hAnsi="Arial"/>
+          <w:b/>
+          <w:bCs/>
+          <w:i w:val="false"/>
+          <w:iCs w:val="false"/>
+          <w:color w:val="1A1A1A"/>
+          <w:sz w:val="21"/>
+          <w:szCs w:val="21"/>
+        </w:rPr>
+        <w:t xml:space="preserve">ausdrückliche Einwilligung</w:t>
+      </w:r>
+      <w:r>
+        <w:rPr>
+          <w:rFonts w:ascii="Arial" w:cs="Arial" w:eastAsia="Arial" w:hAnsi="Arial"/>
+          <w:b w:val="false"/>
+          <w:bCs w:val="false"/>
+          <w:i w:val="false"/>
+          <w:iCs w:val="false"/>
+          <w:color w:val="1A1A1A"/>
+          <w:sz w:val="21"/>
+          <w:szCs w:val="21"/>
+        </w:rPr>
+        <w:t xml:space="preserve"> in Werbung durch automatisierte Anrufe oder Nachrichten vorliegt (§ 7 Abs. 2 Nr. 1 und 2 UWG). Er dokumentiert jede Einwilligung, bewahrt den Nachweis mindestens fünf (5) Jahre ab Erteilung und nach jeder Verwendung auf (vgl. § 7a UWG) und legt ihn NexAI auf Verlangen unverzüglich vor. Ohne Nachweis ist NexAI nicht verpflichtet, die Kampagne zu starten.</w:t>
       </w:r>
     </w:p>
     <w:p>
@@ -5357,7 +5496,65 @@
           <w:sz w:val="21"/>
           <w:szCs w:val="21"/>
         </w:rPr>
-        <w:t xml:space="preserve">Widersprüche und Opt-outs von angesprochenen Kontakten werden dokumentiert und beachtet; der Kunde stellt die Fortführung der Opt-out-Dokumentation in seinen Systemen sicher.</w:t>
+        <w:t xml:space="preserve">Anrufe ohne Werbezweck, insbesondere Terminbestätigungen, Erinnerungen an bestehende Termine und Rückrufe auf Wunsch des Angerufenen, bleiben unberührt.</w:t>
+      </w:r>
+    </w:p>
+    <w:p>
+      <w:pPr>
+        <w:spacing w:after="80" w:line="276"/>
+        <w:ind w:left="360" w:hanging="360"/>
+        <w:jc w:val="both"/>
+      </w:pPr>
+      <w:r>
+        <w:rPr>
+          <w:rFonts w:ascii="Arial" w:cs="Arial" w:eastAsia="Arial" w:hAnsi="Arial"/>
+          <w:color w:val="1A1A1A"/>
+          <w:sz w:val="21"/>
+          <w:szCs w:val="21"/>
+        </w:rPr>
+        <w:t xml:space="preserve">(4)	</w:t>
+      </w:r>
+      <w:r>
+        <w:rPr>
+          <w:rFonts w:ascii="Arial" w:cs="Arial" w:eastAsia="Arial" w:hAnsi="Arial"/>
+          <w:b w:val="false"/>
+          <w:bCs w:val="false"/>
+          <w:i w:val="false"/>
+          <w:iCs w:val="false"/>
+          <w:color w:val="1A1A1A"/>
+          <w:sz w:val="21"/>
+          <w:szCs w:val="21"/>
+        </w:rPr>
+        <w:t xml:space="preserve">NexAI darf Kampagnen ablehnen oder aussetzen, wenn Anhaltspunkte für einen Verstoß gegen § 7 UWG oder Datenschutzrecht bestehen. Widersprüche angesprochener Personen setzt NexAI sofort um; der Kunde übernimmt sie in seine Sperrliste.</w:t>
+      </w:r>
+    </w:p>
+    <w:p>
+      <w:pPr>
+        <w:spacing w:after="80" w:line="276"/>
+        <w:ind w:left="360" w:hanging="360"/>
+        <w:jc w:val="both"/>
+      </w:pPr>
+      <w:r>
+        <w:rPr>
+          <w:rFonts w:ascii="Arial" w:cs="Arial" w:eastAsia="Arial" w:hAnsi="Arial"/>
+          <w:color w:val="1A1A1A"/>
+          <w:sz w:val="21"/>
+          <w:szCs w:val="21"/>
+        </w:rPr>
+        <w:t xml:space="preserve">(5)	</w:t>
+      </w:r>
+      <w:r>
+        <w:rPr>
+          <w:rFonts w:ascii="Arial" w:cs="Arial" w:eastAsia="Arial" w:hAnsi="Arial"/>
+          <w:b w:val="false"/>
+          <w:bCs w:val="false"/>
+          <w:i w:val="false"/>
+          <w:iCs w:val="false"/>
+          <w:color w:val="1A1A1A"/>
+          <w:sz w:val="21"/>
+          <w:szCs w:val="21"/>
+        </w:rPr>
+        <w:t xml:space="preserve">Verletzt der Kunde eine Zusicherung nach Absatz (2) schuldhaft, stellt er NexAI von daraus folgenden Ansprüchen Dritter und den angemessenen Kosten der Rechtsverteidigung frei; § 17 Abs. (2) Satz 2 gilt entsprechend.</w:t>
       </w:r>
     </w:p>
     <w:p>
@@ -5553,7 +5750,7 @@
           <w:sz w:val="21"/>
           <w:szCs w:val="21"/>
         </w:rPr>
-        <w:t xml:space="preserve">, die Dritte wegen der Verletzung von Persönlichkeits-, Stimm-, Namens- oder sonstigen Rechten aufgrund einer vom Kunden veranlassten Stimm- oder Namensnutzung geltend machen, einschließlich angemessener Kosten der Rechtsverteidigung.</w:t>
+        <w:t xml:space="preserve">, die Dritte wegen der Verletzung von Persönlichkeits-, Stimm-, Namens- oder sonstigen Rechten aufgrund einer vom Kunden veranlassten Stimm- oder Namensnutzung geltend machen, soweit der Kunde die Rechtsverletzung zu vertreten hat, einschließlich angemessener Kosten der Rechtsverteidigung; § 17 Abs. (2) Satz 2 gilt entsprechend.</w:t>
       </w:r>
     </w:p>
     <w:p>
@@ -5613,7 +5810,7 @@
           <w:sz w:val="21"/>
           <w:szCs w:val="21"/>
         </w:rPr>
-        <w:t xml:space="preserve">Der Kunde nutzt die Agenten ausschließlich im Rahmen der geltenden Gesetze und dieses Vertrags. Untersagt sind insbesondere rechtswidrige, irreführende, belästigende oder rechtsverletzende Nutzungen.</w:t>
+        <w:t xml:space="preserve">Der Kunde nutzt die Agenten und Anwendungen ausschließlich im Rahmen der geltenden Gesetze und dieses Vertrags. Untersagt sind insbesondere rechtswidrige, irreführende, belästigende oder rechtsverletzende Nutzungen.</w:t>
       </w:r>
     </w:p>
     <w:p>
@@ -6004,7 +6201,7 @@
           <w:sz w:val="21"/>
           <w:szCs w:val="21"/>
         </w:rPr>
-        <w:t xml:space="preserve">NexAI setzt zur Leistungserbringung Subunternehmer und Drittdienste ein (insbesondere Vapi, Twilio, Make, OpenAI, ElevenLabs, Google, Hoster). Die datenschutzrechtliche Einbindung richtet sich nach Anlage B (AVV).</w:t>
+        <w:t xml:space="preserve">NexAI setzt zur Leistungserbringung Subunternehmer und Drittdienste ein, insbesondere die in Anlage B, Anhang 2 aufgeführten Unterauftragsverarbeiter in der jeweils nach Anlage B mitgeteilten Fassung. Die datenschutzrechtliche Einbindung richtet sich nach Anlage B (AVV).</w:t>
       </w:r>
     </w:p>
     <w:p>
@@ -6033,59 +6230,33 @@
           <w:sz w:val="21"/>
           <w:szCs w:val="21"/>
         </w:rPr>
-        <w:t xml:space="preserve">Für Störungen, Ausfälle oder Leistungsänderungen von Drittdiensten haftet NexAI </w:t>
-      </w:r>
-      <w:r>
-        <w:rPr>
-          <w:rFonts w:ascii="Arial" w:cs="Arial" w:eastAsia="Arial" w:hAnsi="Arial"/>
-          <w:b/>
-          <w:bCs/>
-          <w:i w:val="false"/>
-          <w:iCs w:val="false"/>
-          <w:color w:val="1A1A1A"/>
-          <w:sz w:val="21"/>
-          <w:szCs w:val="21"/>
-        </w:rPr>
-        <w:t xml:space="preserve">nicht pauschal</w:t>
-      </w:r>
-      <w:r>
-        <w:rPr>
-          <w:rFonts w:ascii="Arial" w:cs="Arial" w:eastAsia="Arial" w:hAnsi="Arial"/>
-          <w:b w:val="false"/>
-          <w:bCs w:val="false"/>
-          <w:i w:val="false"/>
-          <w:iCs w:val="false"/>
-          <w:color w:val="1A1A1A"/>
-          <w:sz w:val="21"/>
-          <w:szCs w:val="21"/>
-        </w:rPr>
-        <w:t xml:space="preserve">, sondern nur nach Maßgabe von § 12 und nur, soweit sie ein eigenes Verschulden trifft (</w:t>
-      </w:r>
-      <w:r>
-        <w:rPr>
-          <w:rFonts w:ascii="Arial" w:cs="Arial" w:eastAsia="Arial" w:hAnsi="Arial"/>
-          <w:b/>
-          <w:bCs/>
-          <w:i w:val="false"/>
-          <w:iCs w:val="false"/>
-          <w:color w:val="1A1A1A"/>
-          <w:sz w:val="21"/>
-          <w:szCs w:val="21"/>
-        </w:rPr>
-        <w:t xml:space="preserve">Verschuldens-Carve-out</w:t>
-      </w:r>
-      <w:r>
-        <w:rPr>
-          <w:rFonts w:ascii="Arial" w:cs="Arial" w:eastAsia="Arial" w:hAnsi="Arial"/>
-          <w:b w:val="false"/>
-          <w:bCs w:val="false"/>
-          <w:i w:val="false"/>
-          <w:iCs w:val="false"/>
-          <w:color w:val="1A1A1A"/>
-          <w:sz w:val="21"/>
-          <w:szCs w:val="21"/>
-        </w:rPr>
-        <w:t xml:space="preserve">); ein genereller Haftungsausschluss für Drittdienste besteht nicht.</w:t>
+        <w:t xml:space="preserve">Für Subunternehmer und Drittdienste, deren sich NexAI zur Erfüllung ihrer Pflichten bedient, haftet NexAI </w:t>
+      </w:r>
+      <w:r>
+        <w:rPr>
+          <w:rFonts w:ascii="Arial" w:cs="Arial" w:eastAsia="Arial" w:hAnsi="Arial"/>
+          <w:b/>
+          <w:bCs/>
+          <w:i w:val="false"/>
+          <w:iCs w:val="false"/>
+          <w:color w:val="1A1A1A"/>
+          <w:sz w:val="21"/>
+          <w:szCs w:val="21"/>
+        </w:rPr>
+        <w:t xml:space="preserve">wie für eigenes Verschulden (§ 278 BGB)</w:t>
+      </w:r>
+      <w:r>
+        <w:rPr>
+          <w:rFonts w:ascii="Arial" w:cs="Arial" w:eastAsia="Arial" w:hAnsi="Arial"/>
+          <w:b w:val="false"/>
+          <w:bCs w:val="false"/>
+          <w:i w:val="false"/>
+          <w:iCs w:val="false"/>
+          <w:color w:val="1A1A1A"/>
+          <w:sz w:val="21"/>
+          <w:szCs w:val="21"/>
+        </w:rPr>
+        <w:t xml:space="preserve">, jeweils nach Maßgabe von § 12. Störungen öffentlicher Strom-, Telekommunikations- und Datennetze, die NexAI nicht zur Erfüllung einsetzt und nicht beherrscht, hat NexAI nicht zu vertreten.</w:t>
       </w:r>
     </w:p>
     <w:p>
@@ -6174,33 +6345,33 @@
           <w:sz w:val="21"/>
           <w:szCs w:val="21"/>
         </w:rPr>
-        <w:t xml:space="preserve">Nach Beendigung des Vertrags stellt NexAI dem Kunden die ihm zugeordneten Ergebnisdaten für einen Zeitraum von </w:t>
-      </w:r>
-      <w:r>
-        <w:rPr>
-          <w:rFonts w:ascii="Arial" w:cs="Arial" w:eastAsia="Arial" w:hAnsi="Arial"/>
-          <w:b/>
-          <w:bCs/>
-          <w:i w:val="false"/>
-          <w:iCs w:val="false"/>
-          <w:color w:val="1A1A1A"/>
-          <w:sz w:val="21"/>
-          <w:szCs w:val="21"/>
-        </w:rPr>
-        <w:t xml:space="preserve">dreißig (30) Tagen zum Export</w:t>
-      </w:r>
-      <w:r>
-        <w:rPr>
-          <w:rFonts w:ascii="Arial" w:cs="Arial" w:eastAsia="Arial" w:hAnsi="Arial"/>
-          <w:b w:val="false"/>
-          <w:bCs w:val="false"/>
-          <w:i w:val="false"/>
-          <w:iCs w:val="false"/>
-          <w:color w:val="1A1A1A"/>
-          <w:sz w:val="21"/>
-          <w:szCs w:val="21"/>
-        </w:rPr>
-        <w:t xml:space="preserve"> in einem gängigen, maschinenlesbaren Format (</w:t>
+        <w:t xml:space="preserve">Nach Beendigung des Vertrags stellt NexAI dem Kunden die ihm zugeordneten Daten </w:t>
+      </w:r>
+      <w:r>
+        <w:rPr>
+          <w:rFonts w:ascii="Arial" w:cs="Arial" w:eastAsia="Arial" w:hAnsi="Arial"/>
+          <w:b/>
+          <w:bCs/>
+          <w:i w:val="false"/>
+          <w:iCs w:val="false"/>
+          <w:color w:val="1A1A1A"/>
+          <w:sz w:val="21"/>
+          <w:szCs w:val="21"/>
+        </w:rPr>
+        <w:t xml:space="preserve">dreißig (30) Tage lang zum Export</w:t>
+      </w:r>
+      <w:r>
+        <w:rPr>
+          <w:rFonts w:ascii="Arial" w:cs="Arial" w:eastAsia="Arial" w:hAnsi="Arial"/>
+          <w:b w:val="false"/>
+          <w:bCs w:val="false"/>
+          <w:i w:val="false"/>
+          <w:iCs w:val="false"/>
+          <w:color w:val="1A1A1A"/>
+          <w:sz w:val="21"/>
+          <w:szCs w:val="21"/>
+        </w:rPr>
+        <w:t xml:space="preserve"> bereit: strukturierte Daten in einem gängigen, maschinenlesbaren Format (</w:t>
       </w:r>
       <w:r>
         <w:rPr>
@@ -6226,7 +6397,7 @@
           <w:sz w:val="21"/>
           <w:szCs w:val="21"/>
         </w:rPr>
-        <w:t xml:space="preserve">) zur Verfügung. Nach Ablauf dieser Frist werden die Daten gelöscht, soweit keine gesetzliche Aufbewahrungspflicht entgegensteht; NexAI erteilt auf Verlangen eine </w:t>
+        <w:t xml:space="preserve">) und die in den Anwendungen abgelegten Dateien als gesondertes Paket. Der Kunde kann stattdessen die sofortige Löschung verlangen. Nach Ablauf der Frist oder nach bestätigtem Erhalt des Exports löscht NexAI die Daten nach Anlage B § 12 und übersendet unaufgefordert eine </w:t>
       </w:r>
       <w:r>
         <w:rPr>
@@ -6252,7 +6423,7 @@
           <w:sz w:val="21"/>
           <w:szCs w:val="21"/>
         </w:rPr>
-        <w:t xml:space="preserve">.</w:t>
+        <w:t xml:space="preserve"> in Textform.</w:t>
       </w:r>
     </w:p>
     <w:p>
@@ -6443,7 +6614,65 @@
           <w:sz w:val="21"/>
           <w:szCs w:val="21"/>
         </w:rPr>
-        <w:t xml:space="preserve">Im Jahresmodell besteht bei ordentlicher Beendigung kein Anspruch auf anteilige Rückerstattung (§ 8 Abs. 2). § 22 (Höhere Gewalt) bleibt unberührt.</w:t>
+        <w:t xml:space="preserve">Für die Erstattung im Voraus gezahlter Beiträge im Jahresmodell gilt § 8 Abs. (2). § 22 (Höhere Gewalt) bleibt unberührt.</w:t>
+      </w:r>
+    </w:p>
+    <w:p>
+      <w:pPr>
+        <w:spacing w:after="80" w:line="276"/>
+        <w:ind w:left="360" w:hanging="360"/>
+        <w:jc w:val="both"/>
+      </w:pPr>
+      <w:r>
+        <w:rPr>
+          <w:rFonts w:ascii="Arial" w:cs="Arial" w:eastAsia="Arial" w:hAnsi="Arial"/>
+          <w:color w:val="1A1A1A"/>
+          <w:sz w:val="21"/>
+          <w:szCs w:val="21"/>
+        </w:rPr>
+        <w:t xml:space="preserve">(5)	</w:t>
+      </w:r>
+      <w:r>
+        <w:rPr>
+          <w:rFonts w:ascii="Arial" w:cs="Arial" w:eastAsia="Arial" w:hAnsi="Arial"/>
+          <w:b w:val="false"/>
+          <w:bCs w:val="false"/>
+          <w:i w:val="false"/>
+          <w:iCs w:val="false"/>
+          <w:color w:val="1A1A1A"/>
+          <w:sz w:val="21"/>
+          <w:szCs w:val="21"/>
+        </w:rPr>
+        <w:t xml:space="preserve">Hat der Kunde in einer Anwendung Rechnungen oder andere Buchungsbelege erstellt, stellt NexAI sie im Export zusätzlich in ihrer Originalform (PDF/A-3 und strukturierte Rechnungsdaten) und, soweit die Anwendung es unterstützt, im DATEV-Format bereit. Die Aufbewahrung nach § 147 AO, § 14b UStG und § 257 HGB obliegt ab Vertragsende dem Kunden.</w:t>
+      </w:r>
+    </w:p>
+    <w:p>
+      <w:pPr>
+        <w:spacing w:after="80" w:line="276"/>
+        <w:ind w:left="360" w:hanging="360"/>
+        <w:jc w:val="both"/>
+      </w:pPr>
+      <w:r>
+        <w:rPr>
+          <w:rFonts w:ascii="Arial" w:cs="Arial" w:eastAsia="Arial" w:hAnsi="Arial"/>
+          <w:color w:val="1A1A1A"/>
+          <w:sz w:val="21"/>
+          <w:szCs w:val="21"/>
+        </w:rPr>
+        <w:t xml:space="preserve">(6)	</w:t>
+      </w:r>
+      <w:r>
+        <w:rPr>
+          <w:rFonts w:ascii="Arial" w:cs="Arial" w:eastAsia="Arial" w:hAnsi="Arial"/>
+          <w:b w:val="false"/>
+          <w:bCs w:val="false"/>
+          <w:i w:val="false"/>
+          <w:iCs w:val="false"/>
+          <w:color w:val="1A1A1A"/>
+          <w:sz w:val="21"/>
+          <w:szCs w:val="21"/>
+        </w:rPr>
+        <w:t xml:space="preserve">Für Anwendungen, die der Kunde als Kauflizenz selbst betreibt, gelten die Absätze (1) und (5) nicht; die Daten liegen beim Kunden. NexAI gibt die Wartungszugänge zurück und löscht bei ihr gespeicherte Zugangsdaten (Anlage E Ziffer 5).</w:t>
       </w:r>
     </w:p>
     <w:p>
@@ -6503,59 +6732,33 @@
           <w:sz w:val="21"/>
           <w:szCs w:val="21"/>
         </w:rPr>
-        <w:t xml:space="preserve">Keine Partei haftet für die Nichterfüllung oder verzögerte Erfüllung ihrer Pflichten, soweit diese auf </w:t>
-      </w:r>
-      <w:r>
-        <w:rPr>
-          <w:rFonts w:ascii="Arial" w:cs="Arial" w:eastAsia="Arial" w:hAnsi="Arial"/>
-          <w:b/>
-          <w:bCs/>
-          <w:i w:val="false"/>
-          <w:iCs w:val="false"/>
-          <w:color w:val="1A1A1A"/>
-          <w:sz w:val="21"/>
-          <w:szCs w:val="21"/>
-        </w:rPr>
-        <w:t xml:space="preserve">höherer Gewalt</w:t>
-      </w:r>
-      <w:r>
-        <w:rPr>
-          <w:rFonts w:ascii="Arial" w:cs="Arial" w:eastAsia="Arial" w:hAnsi="Arial"/>
-          <w:b w:val="false"/>
-          <w:bCs w:val="false"/>
-          <w:i w:val="false"/>
-          <w:iCs w:val="false"/>
-          <w:color w:val="1A1A1A"/>
-          <w:sz w:val="21"/>
-          <w:szCs w:val="21"/>
-        </w:rPr>
-        <w:t xml:space="preserve"> beruht. Als höhere Gewalt gelten unvorhersehbare, außerhalb des zumutbaren Einflussbereichs liegende Ereignisse, insbesondere </w:t>
-      </w:r>
-      <w:r>
-        <w:rPr>
-          <w:rFonts w:ascii="Arial" w:cs="Arial" w:eastAsia="Arial" w:hAnsi="Arial"/>
-          <w:b/>
-          <w:bCs/>
-          <w:i w:val="false"/>
-          <w:iCs w:val="false"/>
-          <w:color w:val="1A1A1A"/>
-          <w:sz w:val="21"/>
-          <w:szCs w:val="21"/>
-        </w:rPr>
-        <w:t xml:space="preserve">Cyberangriffe, Ausfall oder Insolvenz von Providern/Drittdiensten, behördliche Sperren oder Anordnungen sowie Netz-, Strom- und Telekommunikationsausfälle</w:t>
-      </w:r>
-      <w:r>
-        <w:rPr>
-          <w:rFonts w:ascii="Arial" w:cs="Arial" w:eastAsia="Arial" w:hAnsi="Arial"/>
-          <w:b w:val="false"/>
-          <w:bCs w:val="false"/>
-          <w:i w:val="false"/>
-          <w:iCs w:val="false"/>
-          <w:color w:val="1A1A1A"/>
-          <w:sz w:val="21"/>
-          <w:szCs w:val="21"/>
-        </w:rPr>
-        <w:t xml:space="preserve">, ferner Naturereignisse, Pandemien, Streik und Krieg.</w:t>
+        <w:t xml:space="preserve">Keine Partei haftet für die Nichterfüllung oder verzögerte Erfüllung ihrer Pflichten, soweit diese auf Ereignissen beruht, die außerhalb ihres Einflussbereichs liegen und die sie auch mit zumutbaren, dem Stand der Technik entsprechenden Vorkehrungen nicht verhindern konnte (</w:t>
+      </w:r>
+      <w:r>
+        <w:rPr>
+          <w:rFonts w:ascii="Arial" w:cs="Arial" w:eastAsia="Arial" w:hAnsi="Arial"/>
+          <w:b/>
+          <w:bCs/>
+          <w:i w:val="false"/>
+          <w:iCs w:val="false"/>
+          <w:color w:val="1A1A1A"/>
+          <w:sz w:val="21"/>
+          <w:szCs w:val="21"/>
+        </w:rPr>
+        <w:t xml:space="preserve">höhere Gewalt</w:t>
+      </w:r>
+      <w:r>
+        <w:rPr>
+          <w:rFonts w:ascii="Arial" w:cs="Arial" w:eastAsia="Arial" w:hAnsi="Arial"/>
+          <w:b w:val="false"/>
+          <w:bCs w:val="false"/>
+          <w:i w:val="false"/>
+          <w:iCs w:val="false"/>
+          <w:color w:val="1A1A1A"/>
+          <w:sz w:val="21"/>
+          <w:szCs w:val="21"/>
+        </w:rPr>
+        <w:t xml:space="preserve">), insbesondere Naturereignisse, Pandemien, Krieg, Terror, Arbeitskämpfe Dritter, behördliche Anordnungen sowie großflächige Ausfälle öffentlicher Strom- oder Telekommunikationsnetze. Cyberangriffe und Ausfälle von Subunternehmern gelten nur dann als höhere Gewalt, wenn NexAI sie trotz der Maßnahmen nach Anlage B und trotz sorgfältiger Auswahl und Überwachung nicht verhindern konnte.</w:t>
       </w:r>
     </w:p>
     <w:p>
@@ -6822,33 +7025,33 @@
           <w:sz w:val="21"/>
           <w:szCs w:val="21"/>
         </w:rPr>
-        <w:t xml:space="preserve">NexAI schuldet keine bestimmte Verfügbarkeit im Sinne einer Garantie, sondern ein fachgerechtes Bemühen um einen möglichst störungsfreien Betrieb (</w:t>
-      </w:r>
-      <w:r>
-        <w:rPr>
-          <w:rFonts w:ascii="Arial" w:cs="Arial" w:eastAsia="Arial" w:hAnsi="Arial"/>
-          <w:b/>
-          <w:bCs/>
-          <w:i w:val="false"/>
-          <w:iCs w:val="false"/>
-          <w:color w:val="1A1A1A"/>
-          <w:sz w:val="21"/>
-          <w:szCs w:val="21"/>
-        </w:rPr>
-        <w:t xml:space="preserve">Bemühensschuld</w:t>
-      </w:r>
-      <w:r>
-        <w:rPr>
-          <w:rFonts w:ascii="Arial" w:cs="Arial" w:eastAsia="Arial" w:hAnsi="Arial"/>
-          <w:b w:val="false"/>
-          <w:bCs w:val="false"/>
-          <w:i w:val="false"/>
-          <w:iCs w:val="false"/>
-          <w:color w:val="1A1A1A"/>
-          <w:sz w:val="21"/>
-          <w:szCs w:val="21"/>
-        </w:rPr>
-        <w:t xml:space="preserve">). Verfügbarkeitsziele, Wartungsfenster und Reaktionszeiten ergeben sich, soweit vereinbart, aus Anlage C (SLA).</w:t>
+        <w:t xml:space="preserve">Die Verfügbarkeit der von NexAI betriebenen Anwendungen und der von NexAI betriebenen Vermittlungsschicht der Agenten ist in Anlage C Ziffer 7 als </w:t>
+      </w:r>
+      <w:r>
+        <w:rPr>
+          <w:rFonts w:ascii="Arial" w:cs="Arial" w:eastAsia="Arial" w:hAnsi="Arial"/>
+          <w:b/>
+          <w:bCs/>
+          <w:i w:val="false"/>
+          <w:iCs w:val="false"/>
+          <w:color w:val="1A1A1A"/>
+          <w:sz w:val="21"/>
+          <w:szCs w:val="21"/>
+        </w:rPr>
+        <w:t xml:space="preserve">Beschaffenheit</w:t>
+      </w:r>
+      <w:r>
+        <w:rPr>
+          <w:rFonts w:ascii="Arial" w:cs="Arial" w:eastAsia="Arial" w:hAnsi="Arial"/>
+          <w:b w:val="false"/>
+          <w:bCs w:val="false"/>
+          <w:i w:val="false"/>
+          <w:iCs w:val="false"/>
+          <w:color w:val="1A1A1A"/>
+          <w:sz w:val="21"/>
+          <w:szCs w:val="21"/>
+        </w:rPr>
+        <w:t xml:space="preserve"> vereinbart; dort sind auch die Folgen einer Unterschreitung geregelt. Eine Garantie im Sinne einer verschuldensunabhängigen Einstandspflicht ist damit nicht verbunden. Im Übrigen, insbesondere für die Verarbeitung durch Drittdienste, schuldet NexAI ein fachgerechtes Bemühen um einen möglichst störungsfreien Betrieb. Wartungsfenster und Reaktionszeiten ergeben sich aus Anlage C (SLA). Für Anwendungen, die der Kunde als Kauflizenz selbst betreibt, gibt NexAI keine Verfügbarkeitszusage (Anlage C Ziffer 12).</w:t>
       </w:r>
     </w:p>
     <w:p>
@@ -7089,7 +7292,7 @@
           <w:sz w:val="21"/>
           <w:szCs w:val="21"/>
         </w:rPr>
-        <w:t xml:space="preserve"> Sollten einzelne Bestimmungen dieses Vertrags ganz oder teilweise unwirksam oder undurchführbar sein oder werden, so bleibt die Wirksamkeit der übrigen Bestimmungen unberührt. Die Parteien werden eine unwirksame oder undurchführbare Bestimmung durch eine wirksame ersetzen, die dem wirtschaftlich Gewollten am nächsten kommt; entsprechendes gilt für Regelungslücken. Eine Umdeutung in eine bloße Geltung dispositiven Rechts findet insoweit nicht statt.</w:t>
+        <w:t xml:space="preserve"> Sollten einzelne Bestimmungen ganz oder teilweise unwirksam oder undurchführbar sein oder werden, bleibt die Wirksamkeit der übrigen Bestimmungen unberührt. Soweit es sich um Allgemeine Geschäftsbedingungen handelt, richtet sich der Vertragsinhalt an ihrer Stelle nach den gesetzlichen Vorschriften (§ 306 Abs. 2 BGB). Für individuell ausgehandelte Bestimmungen vereinbaren die Parteien eine Regelung, die dem wirtschaftlich Gewollten am nächsten kommt.</w:t>
       </w:r>
     </w:p>
     <w:p>
@@ -7173,7 +7376,7 @@
           <w:sz w:val="21"/>
           <w:szCs w:val="21"/>
         </w:rPr>
-        <w:t xml:space="preserve"> Ausschließlicher Gerichtsstand für alle Streitigkeiten aus und im Zusammenhang mit diesem Vertrag ist, soweit der Kunde Kaufmann, juristische Person des öffentlichen Rechts oder öffentlich-rechtliches Sondervermögen ist, der </w:t>
+        <w:t xml:space="preserve"> Sind beide Parteien Kaufleute oder ist der Kunde eine juristische Person des öffentlichen Rechts oder ein öffentlich-rechtliches Sondervermögen, ist Gerichtsstand für alle Streitigkeiten aus und im Zusammenhang mit diesem Vertrag der </w:t>
       </w:r>
       <w:r>
         <w:rPr>
@@ -7199,7 +7402,7 @@
           <w:sz w:val="21"/>
           <w:szCs w:val="21"/>
         </w:rPr>
-        <w:t xml:space="preserve">.</w:t>
+        <w:t xml:space="preserve">; NexAI kann den Kunden auch an seinem allgemeinen Gerichtsstand verklagen. Dasselbe gilt, wenn der Kunde keinen allgemeinen Gerichtsstand im Inland hat. Im Übrigen gelten die gesetzlichen Gerichtsstände.</w:t>
       </w:r>
     </w:p>
     <w:p>
@@ -7217,7 +7420,7 @@
           <w:sz w:val="18"/>
           <w:szCs w:val="18"/>
         </w:rPr>
-        <w:t xml:space="preserve">Dieser Rahmenvertrag ist ein sorgfältig erstellter Entwurf. Er ersetzt keine Rechtsberatung und sollte vor Verwendung im Einzelfall anwaltlich geprüft und an die konkreten Umstände angepasst werden.</w:t>
+        <w:t xml:space="preserve">Fassung Oktober 2026. Entwurf, von NexAI erstellt; die anwaltliche Prüfung folgt. Eckige Klammern kennzeichnen Werte und Regelungen, die vor Verwendung festzulegen sind; „[setzt voraus: …]“ kennzeichnet Zusagen, die erst gelten, wenn die genannte technische Voraussetzung erfüllt ist.</w:t>
       </w:r>
     </w:p>
     <w:p>

--- a/vertrag/01_Rahmen-Dienstleistungsvertrag.docx
+++ b/vertrag/01_Rahmen-Dienstleistungsvertrag.docx
@@ -4387,7 +4387,7 @@
           <w:sz w:val="21"/>
           <w:szCs w:val="21"/>
         </w:rPr>
-        <w:t xml:space="preserve">[25.000] EUR je Schadensfall</w:t>
+        <w:t xml:space="preserve">25.000 EUR je Schadensfall</w:t>
       </w:r>
       <w:r>
         <w:rPr>
@@ -4413,20 +4413,20 @@
           <w:sz w:val="21"/>
           <w:szCs w:val="21"/>
         </w:rPr>
-        <w:t xml:space="preserve">[die Auftragssumme]</w:t>
-      </w:r>
-      <w:r>
-        <w:rPr>
-          <w:rFonts w:ascii="Arial" w:cs="Arial" w:eastAsia="Arial" w:hAnsi="Arial"/>
-          <w:b w:val="false"/>
-          <w:bCs w:val="false"/>
-          <w:i w:val="false"/>
-          <w:iCs w:val="false"/>
-          <w:color w:val="1A1A1A"/>
-          <w:sz w:val="21"/>
-          <w:szCs w:val="21"/>
-        </w:rPr>
-        <w:t xml:space="preserve">. [Auftragssumme ist die Summe der im Einzelvertrag vereinbarten einmaligen Vergütungen und der für die ersten zwölf (12) Monate vereinbarten laufenden Vergütungen, jeweils netto.] Eine Begrenzung auf einen Jahresbetrag besteht nicht.</w:t>
+        <w:t xml:space="preserve">die Auftragssumme</w:t>
+      </w:r>
+      <w:r>
+        <w:rPr>
+          <w:rFonts w:ascii="Arial" w:cs="Arial" w:eastAsia="Arial" w:hAnsi="Arial"/>
+          <w:b w:val="false"/>
+          <w:bCs w:val="false"/>
+          <w:i w:val="false"/>
+          <w:iCs w:val="false"/>
+          <w:color w:val="1A1A1A"/>
+          <w:sz w:val="21"/>
+          <w:szCs w:val="21"/>
+        </w:rPr>
+        <w:t xml:space="preserve">. Auftragssumme ist die Summe der im Einzelvertrag vereinbarten einmaligen Vergütungen und der für die ersten zwölf (12) Monate vereinbarten laufenden Vergütungen, jeweils netto. Eine Begrenzung auf einen Jahresbetrag besteht nicht.</w:t>
       </w:r>
     </w:p>
     <w:p>

--- a/vertrag/01_Rahmen-Dienstleistungsvertrag.docx
+++ b/vertrag/01_Rahmen-Dienstleistungsvertrag.docx
@@ -141,7 +141,7 @@
           <w:sz w:val="21"/>
           <w:szCs w:val="21"/>
         </w:rPr>
-        <w:t xml:space="preserve">, Untere Bergstraße 13, 74586 Frankenhardt-Honhardt, Deutschland, vertreten durch die Gesellschafter Maximilian Trenk und Jason Brian Merklein, E-Mail mbt@nex-a-i.com, Telefon 0176 80714816 — nachfolgend </w:t>
+        <w:t xml:space="preserve">, Untere Bergstraße 13, 74586 Frankenhardt-Honhardt, Deutschland, vertreten durch die Gesellschafter Maximilian Trenk und Jason Brian Merklein, jeder allein (§ 720 Abs. 2 BGB), oder durch eine bevollmächtigte Person (Ziffer 16 des Leistungsscheins), E-Mail mbt@nex-a-i.com, Telefon 0176 80714816 — nachfolgend </w:t>
       </w:r>
       <w:r>
         <w:rPr>
@@ -1010,7 +1010,7 @@
           <w:sz w:val="21"/>
           <w:szCs w:val="21"/>
         </w:rPr>
-        <w:t xml:space="preserve">Verträge kommen durch Unterzeichnung des Auftragsformulars durch beide Parteien oder durch übereinstimmende Erklärungen in Textform (§ 126b BGB) zustande. Eine qualifizierte oder fortgeschrittene elektronische Signatur im Sinne der eIDAS-Verordnung (VO (EU) Nr. 910/2014) steht der Textform gleich.</w:t>
+        <w:t xml:space="preserve">Verträge kommen durch Unterzeichnung des Auftragsformulars durch beide Parteien oder durch übereinstimmende Erklärungen in Textform (§ 126b BGB) zustande. Eine qualifizierte oder fortgeschrittene elektronische Signatur im Sinne der eIDAS-Verordnung (VO (EU) Nr. 910/2014) steht der Textform gleich. Ebenso genügt die Unterzeichnung über die Anwendung NexSign (elektronische Signatur mit Protokollseite und Siegel). Für die Unterschrift für NexAI durch bevollmächtigte Personen gilt der Hinweis zur Unterschrift in Ziffer 16 des Leistungsscheins.</w:t>
       </w:r>
     </w:p>
     <w:p>
@@ -7448,14 +7448,13 @@
         </w:tblBorders>
       </w:tblPr>
       <w:tblGrid>
-        <w:gridCol w:w="3135"/>
-        <w:gridCol w:w="3135"/>
-        <w:gridCol w:w="3135"/>
+        <w:gridCol w:w="4703"/>
+        <w:gridCol w:w="4703"/>
       </w:tblGrid>
       <w:tr>
         <w:tc>
           <w:tcPr>
-            <w:tcW w:type="dxa" w:w="3135"/>
+            <w:tcW w:type="dxa" w:w="4703"/>
             <w:tcBorders>
               <w:top w:val="none" w:color="FFFFFF" w:sz="0"/>
               <w:left w:val="none" w:color="FFFFFF" w:sz="0"/>
@@ -7546,110 +7545,13 @@
                 <w:sz w:val="18"/>
                 <w:szCs w:val="18"/>
               </w:rPr>
-              <w:t xml:space="preserve">Maximilian Trenk (Gesellschafter)</w:t>
+              <w:t xml:space="preserve">Name, Funktion (Gesellschafter oder in Vollmacht für NexAI)</w:t>
             </w:r>
           </w:p>
         </w:tc>
         <w:tc>
           <w:tcPr>
-            <w:tcW w:type="dxa" w:w="3135"/>
-            <w:tcBorders>
-              <w:top w:val="none" w:color="FFFFFF" w:sz="0"/>
-              <w:left w:val="none" w:color="FFFFFF" w:sz="0"/>
-              <w:bottom w:val="none" w:color="FFFFFF" w:sz="0"/>
-              <w:right w:val="none" w:color="FFFFFF" w:sz="0"/>
-            </w:tcBorders>
-            <w:tcMar>
-              <w:top w:type="dxa" w:w="60"/>
-              <w:right w:type="dxa" w:w="160"/>
-            </w:tcMar>
-          </w:tcPr>
-          <w:p>
-            <w:pPr>
-              <w:spacing w:after="0"/>
-            </w:pPr>
-            <w:r>
-              <w:rPr>
-                <w:rFonts w:ascii="Arial" w:cs="Arial" w:eastAsia="Arial" w:hAnsi="Arial"/>
-                <w:b/>
-                <w:bCs/>
-                <w:i w:val="false"/>
-                <w:iCs w:val="false"/>
-                <w:color w:val="0B0B0F"/>
-                <w:sz w:val="19"/>
-                <w:szCs w:val="19"/>
-              </w:rPr>
-              <w:t xml:space="preserve">Für NexAI</w:t>
-            </w:r>
-          </w:p>
-          <w:p>
-            <w:pPr>
-              <w:pBdr>
-                <w:bottom w:val="single" w:color="9CA3AF" w:sz="6" w:space="2"/>
-              </w:pBdr>
-              <w:spacing w:after="0" w:before="360"/>
-            </w:pPr>
-            <w:r>
-              <w:rPr>
-                <w:sz w:val="2"/>
-                <w:szCs w:val="2"/>
-              </w:rPr>
-              <w:t xml:space="preserve"/>
-            </w:r>
-          </w:p>
-          <w:p>
-            <w:pPr>
-              <w:spacing w:after="20"/>
-            </w:pPr>
-            <w:r>
-              <w:rPr>
-                <w:rFonts w:ascii="Arial" w:cs="Arial" w:eastAsia="Arial" w:hAnsi="Arial"/>
-                <w:b w:val="false"/>
-                <w:bCs w:val="false"/>
-                <w:i w:val="false"/>
-                <w:iCs w:val="false"/>
-                <w:color w:val="6B7280"/>
-                <w:sz w:val="18"/>
-                <w:szCs w:val="18"/>
-              </w:rPr>
-              <w:t xml:space="preserve">Ort, Datum</w:t>
-            </w:r>
-          </w:p>
-          <w:p>
-            <w:pPr>
-              <w:spacing w:after="20"/>
-            </w:pPr>
-            <w:r>
-              <w:rPr>
-                <w:rFonts w:ascii="Arial" w:cs="Arial" w:eastAsia="Arial" w:hAnsi="Arial"/>
-                <w:sz w:val="18"/>
-                <w:szCs w:val="18"/>
-              </w:rPr>
-              <w:t xml:space="preserve"/>
-            </w:r>
-          </w:p>
-          <w:p>
-            <w:pPr>
-              <w:spacing w:after="20"/>
-            </w:pPr>
-            <w:r>
-              <w:rPr>
-                <w:rFonts w:ascii="Arial" w:cs="Arial" w:eastAsia="Arial" w:hAnsi="Arial"/>
-                <w:b w:val="false"/>
-                <w:bCs w:val="false"/>
-                <w:i w:val="false"/>
-                <w:iCs w:val="false"/>
-                <w:color w:val="1A1A1A"/>
-                <w:sz w:val="18"/>
-                <w:szCs w:val="18"/>
-              </w:rPr>
-              <w:t xml:space="preserve">Jason Brian Merklein (Gesellschafter)</w:t>
-            </w:r>
-          </w:p>
-        </w:tc>
-        <w:tc>
-          <w:tcPr>
-            <w:tcW w:type="dxa" w:w="3135"/>
+            <w:tcW w:type="dxa" w:w="4703"/>
             <w:tcBorders>
               <w:top w:val="none" w:color="FFFFFF" w:sz="0"/>
               <w:left w:val="none" w:color="FFFFFF" w:sz="0"/>
